--- a/docs/governance/guide-gouvernance-en.docx
+++ b/docs/governance/guide-gouvernance-en.docx
@@ -31,7 +31,7 @@
         <w:pStyle w:val="Date"/>
       </w:pPr>
       <w:r>
-        <w:t xml:space="preserve">Version 1.1 — 5 June 2026</w:t>
+        <w:t xml:space="preserve">Version 1.2 — 1 September 2026</w:t>
       </w:r>
     </w:p>
     <w:bookmarkStart w:id="13" w:name="foreword"/>
@@ -2547,13 +2547,13 @@
       </w:r>
     </w:p>
     <w:bookmarkEnd w:id="28"/>
-    <w:bookmarkStart w:id="29" w:name="the-five-statuses-of-a-membership"/>
+    <w:bookmarkStart w:id="29" w:name="the-statuses-of-a-membership"/>
     <w:p>
       <w:pPr>
         <w:pStyle w:val="Heading2"/>
       </w:pPr>
       <w:r>
-        <w:t xml:space="preserve">3.2. The five statuses of a membership</w:t>
+        <w:t xml:space="preserve">3.2. The statuses of a membership</w:t>
       </w:r>
     </w:p>
     <w:p>
@@ -2592,7 +2592,7 @@
         <w:t xml:space="preserve"> </w:t>
       </w:r>
       <w:r>
-        <w:t xml:space="preserve">expressing the state of the delegation at a given point in time. Five statuses are possible:</w:t>
+        <w:t xml:space="preserve">expressing the state of the delegation at a given point in time. The statuses that concern governance:</w:t>
       </w:r>
     </w:p>
     <w:p>
@@ -2624,7 +2624,7 @@
           <w:b/>
           <w:bCs/>
         </w:rPr>
-        <w:t xml:space="preserve">pending</w:t>
+        <w:t xml:space="preserve">pending_validation</w:t>
       </w:r>
       <w:r>
         <w:t xml:space="preserve"> </w:t>
@@ -2758,13 +2758,86 @@
         <w:rPr>
           <w:rStyle w:val="VerbatimChar"/>
         </w:rPr>
+        <w:t xml:space="preserve">removed</w:t>
+      </w:r>
+      <w:r>
+        <w:t xml:space="preserve"> </w:t>
+      </w:r>
+      <w:r>
+        <w:t xml:space="preserve">at D+7.</w:t>
+      </w:r>
+    </w:p>
+    <w:p>
+      <w:pPr>
+        <w:pStyle w:val="BodyText"/>
+      </w:pPr>
+      <w:r>
+        <w:rPr>
+          <w:rStyle w:val="VerbatimChar"/>
+          <w:b/>
+          <w:bCs/>
+        </w:rPr>
+        <w:t xml:space="preserve">vacated</w:t>
+      </w:r>
+      <w:r>
+        <w:t xml:space="preserve"> </w:t>
+      </w:r>
+      <w:r>
+        <w:t xml:space="preserve">—</w:t>
+      </w:r>
+      <w:r>
+        <w:t xml:space="preserve"> </w:t>
+      </w:r>
+      <w:r>
+        <w:rPr>
+          <w:b/>
+          <w:bCs/>
+        </w:rPr>
+        <w:t xml:space="preserve">Role left voluntarily.</w:t>
+      </w:r>
+      <w:r>
+        <w:t xml:space="preserve"> </w:t>
+      </w:r>
+      <w:r>
+        <w:t xml:space="preserve">Set by self-demotion (</w:t>
+      </w:r>
+      <w:r>
+        <w:t xml:space="preserve">“I’m stepping down”</w:t>
+      </w:r>
+      <w:r>
+        <w:t xml:space="preserve">, right P3). The person decided — this status says precisely that, and nothing else.</w:t>
+      </w:r>
+      <w:r>
+        <w:t xml:space="preserve"> </w:t>
+      </w:r>
+      <w:r>
+        <w:rPr>
+          <w:i/>
+          <w:iCs/>
+        </w:rPr>
+        <w:t xml:space="preserve">(Distinction introduced on 01/09/2026: before that date, voluntary exit set</w:t>
+      </w:r>
+      <w:r>
+        <w:rPr>
+          <w:i/>
+          <w:iCs/>
+        </w:rPr>
+        <w:t xml:space="preserve"> </w:t>
+      </w:r>
+      <w:r>
+        <w:rPr>
+          <w:rStyle w:val="VerbatimChar"/>
+          <w:i/>
+          <w:iCs/>
+        </w:rPr>
         <w:t xml:space="preserve">inactive</w:t>
       </w:r>
       <w:r>
-        <w:t xml:space="preserve"> </w:t>
-      </w:r>
-      <w:r>
-        <w:t xml:space="preserve">at D+7.</w:t>
+        <w:rPr>
+          <w:i/>
+          <w:iCs/>
+        </w:rPr>
+        <w:t xml:space="preserve">, conflating it with an abandoned account.)</w:t>
       </w:r>
     </w:p>
     <w:p>
@@ -2777,13 +2850,133 @@
           <w:b/>
           <w:bCs/>
         </w:rPr>
+        <w:t xml:space="preserve">removed</w:t>
+      </w:r>
+      <w:r>
+        <w:t xml:space="preserve"> </w:t>
+      </w:r>
+      <w:r>
+        <w:t xml:space="preserve">— Membership closed by a decision or mechanism of the ILS: end of a withdrawal grace period (D+7), or closure of the lower-rank line upon promotion (exclusive role, cf. §5.6).</w:t>
+      </w:r>
+    </w:p>
+    <w:p>
+      <w:pPr>
+        <w:pStyle w:val="BodyText"/>
+      </w:pPr>
+      <w:r>
+        <w:rPr>
+          <w:rStyle w:val="VerbatimChar"/>
+          <w:b/>
+          <w:bCs/>
+        </w:rPr>
         <w:t xml:space="preserve">inactive</w:t>
       </w:r>
       <w:r>
         <w:t xml:space="preserve"> </w:t>
       </w:r>
       <w:r>
-        <w:t xml:space="preserve">— Closed membership. The person is no longer on the team. No access. Several possible origins: voluntary exit, end of grace period, abandoned account (automatic after 9 months).</w:t>
+        <w:t xml:space="preserve">—</w:t>
+      </w:r>
+      <w:r>
+        <w:t xml:space="preserve"> </w:t>
+      </w:r>
+      <w:r>
+        <w:rPr>
+          <w:b/>
+          <w:bCs/>
+        </w:rPr>
+        <w:t xml:space="preserve">Abandoned account.</w:t>
+      </w:r>
+      <w:r>
+        <w:t xml:space="preserve"> </w:t>
+      </w:r>
+      <w:r>
+        <w:t xml:space="preserve">Set only by the automatic-exit cron, after 9 months without login (T9). The person decided nothing: they disappeared.</w:t>
+      </w:r>
+    </w:p>
+    <w:p>
+      <w:pPr>
+        <w:pStyle w:val="BodyText"/>
+      </w:pPr>
+      <w:r>
+        <w:rPr>
+          <w:i/>
+          <w:iCs/>
+        </w:rPr>
+        <w:t xml:space="preserve">(The table also carries a few statuses specific to registration and circulation flows —</w:t>
+      </w:r>
+      <w:r>
+        <w:rPr>
+          <w:i/>
+          <w:iCs/>
+        </w:rPr>
+        <w:t xml:space="preserve"> </w:t>
+      </w:r>
+      <w:r>
+        <w:rPr>
+          <w:rStyle w:val="VerbatimChar"/>
+          <w:i/>
+          <w:iCs/>
+        </w:rPr>
+        <w:t xml:space="preserve">refused</w:t>
+      </w:r>
+      <w:r>
+        <w:rPr>
+          <w:i/>
+          <w:iCs/>
+        </w:rPr>
+        <w:t xml:space="preserve">,</w:t>
+      </w:r>
+      <w:r>
+        <w:rPr>
+          <w:i/>
+          <w:iCs/>
+        </w:rPr>
+        <w:t xml:space="preserve"> </w:t>
+      </w:r>
+      <w:r>
+        <w:rPr>
+          <w:rStyle w:val="VerbatimChar"/>
+          <w:i/>
+          <w:iCs/>
+        </w:rPr>
+        <w:t xml:space="preserve">left_with_pending_circulation</w:t>
+      </w:r>
+      <w:r>
+        <w:rPr>
+          <w:i/>
+          <w:iCs/>
+        </w:rPr>
+        <w:t xml:space="preserve">,</w:t>
+      </w:r>
+      <w:r>
+        <w:rPr>
+          <w:i/>
+          <w:iCs/>
+        </w:rPr>
+        <w:t xml:space="preserve"> </w:t>
+      </w:r>
+      <w:r>
+        <w:rPr>
+          <w:rStyle w:val="VerbatimChar"/>
+          <w:i/>
+          <w:iCs/>
+        </w:rPr>
+        <w:t xml:space="preserve">terminated</w:t>
+      </w:r>
+      <w:r>
+        <w:rPr>
+          <w:i/>
+          <w:iCs/>
+        </w:rPr>
+        <w:t xml:space="preserve"> </w:t>
+      </w:r>
+      <w:r>
+        <w:rPr>
+          <w:i/>
+          <w:iCs/>
+        </w:rPr>
+        <w:t xml:space="preserve">— which do not belong to team governance and are not covered in this guide.)</w:t>
       </w:r>
     </w:p>
     <w:bookmarkEnd w:id="29"/>
@@ -2848,7 +3041,7 @@
         <w:rPr>
           <w:rStyle w:val="VerbatimChar"/>
         </w:rPr>
-        <w:t xml:space="preserve">              ┌───────────────┼───────────────┐    │</w:t>
+        <w:t xml:space="preserve">        ┌──────────────┬──────┴────────┬───────────│──────┐</w:t>
       </w:r>
       <w:r>
         <w:br/>
@@ -2857,7 +3050,7 @@
         <w:rPr>
           <w:rStyle w:val="VerbatimChar"/>
         </w:rPr>
-        <w:t xml:space="preserve">              ▼               ▼               ▼    │</w:t>
+        <w:t xml:space="preserve">        ▼              ▼               ▼           │      ▼</w:t>
       </w:r>
       <w:r>
         <w:br/>
@@ -2866,7 +3059,7 @@
         <w:rPr>
           <w:rStyle w:val="VerbatimChar"/>
         </w:rPr>
-        <w:t xml:space="preserve">       ┌─────────────┐  ┌─────────────┐  ┌─────────┴────┐</w:t>
+        <w:t xml:space="preserve"> ┌─────────────┐ ┌─────────────┐ ┌────────────┐    │ ┌────────────┐</w:t>
       </w:r>
       <w:r>
         <w:br/>
@@ -2875,7 +3068,7 @@
         <w:rPr>
           <w:rStyle w:val="VerbatimChar"/>
         </w:rPr>
-        <w:t xml:space="preserve">       │  suspended  │  │ pending_    │  │  inactive    │</w:t>
+        <w:t xml:space="preserve"> │  suspended  │ │ pending_    │ │  vacated   │    │ │  inactive  │</w:t>
       </w:r>
       <w:r>
         <w:br/>
@@ -2884,7 +3077,7 @@
         <w:rPr>
           <w:rStyle w:val="VerbatimChar"/>
         </w:rPr>
-        <w:t xml:space="preserve">       │             │  │ removal     │  │              │</w:t>
+        <w:t xml:space="preserve"> │             │ │ removal     │ │ (P3, self) │    │ │ (T9, cron) │</w:t>
       </w:r>
       <w:r>
         <w:br/>
@@ -2893,7 +3086,7 @@
         <w:rPr>
           <w:rStyle w:val="VerbatimChar"/>
         </w:rPr>
-        <w:t xml:space="preserve">       └──────┬──────┘  └──────┬──────┘  └──────────────┘</w:t>
+        <w:t xml:space="preserve"> └──────┬──────┘ └──────┬──────┘ └────────────┘    │ └────────────┘</w:t>
       </w:r>
       <w:r>
         <w:br/>
@@ -2902,7 +3095,7 @@
         <w:rPr>
           <w:rStyle w:val="VerbatimChar"/>
         </w:rPr>
-        <w:t xml:space="preserve">              │                │</w:t>
+        <w:t xml:space="preserve">        │               │                          │</w:t>
       </w:r>
       <w:r>
         <w:br/>
@@ -2911,7 +3104,7 @@
         <w:rPr>
           <w:rStyle w:val="VerbatimChar"/>
         </w:rPr>
-        <w:t xml:space="preserve">              │ lifted         │ cancelled</w:t>
+        <w:t xml:space="preserve">        │ lifted        │ cancelled                │</w:t>
       </w:r>
       <w:r>
         <w:br/>
@@ -2920,7 +3113,7 @@
         <w:rPr>
           <w:rStyle w:val="VerbatimChar"/>
         </w:rPr>
-        <w:t xml:space="preserve">              └────────────────┴────────────┐</w:t>
+        <w:t xml:space="preserve">        └───────────────┴──────────────────────────┘</w:t>
       </w:r>
       <w:r>
         <w:br/>
@@ -2929,7 +3122,7 @@
         <w:rPr>
           <w:rStyle w:val="VerbatimChar"/>
         </w:rPr>
-        <w:t xml:space="preserve">                               │            │</w:t>
+        <w:t xml:space="preserve">                        │</w:t>
       </w:r>
       <w:r>
         <w:br/>
@@ -2938,7 +3131,7 @@
         <w:rPr>
           <w:rStyle w:val="VerbatimChar"/>
         </w:rPr>
-        <w:t xml:space="preserve">                               ▼ (D+7)      ▼</w:t>
+        <w:t xml:space="preserve">                        ▼ (D+7)</w:t>
       </w:r>
       <w:r>
         <w:br/>
@@ -2947,7 +3140,7 @@
         <w:rPr>
           <w:rStyle w:val="VerbatimChar"/>
         </w:rPr>
-        <w:t xml:space="preserve">                        ┌──────────────┐</w:t>
+        <w:t xml:space="preserve">                 ┌──────────────┐</w:t>
       </w:r>
       <w:r>
         <w:br/>
@@ -2956,7 +3149,7 @@
         <w:rPr>
           <w:rStyle w:val="VerbatimChar"/>
         </w:rPr>
-        <w:t xml:space="preserve">                        │   inactive   │</w:t>
+        <w:t xml:space="preserve">                 │   removed    │</w:t>
       </w:r>
       <w:r>
         <w:br/>
@@ -2965,7 +3158,7 @@
         <w:rPr>
           <w:rStyle w:val="VerbatimChar"/>
         </w:rPr>
-        <w:t xml:space="preserve">                        └──────────────┘</w:t>
+        <w:t xml:space="preserve">                 └──────────────┘</w:t>
       </w:r>
     </w:p>
     <w:p>
@@ -3001,7 +3194,65 @@
         <w:t xml:space="preserve"> </w:t>
       </w:r>
       <w:r>
-        <w:t xml:space="preserve">possible to go directly from</w:t>
+        <w:t xml:space="preserve">possible to exclude a</w:t>
+      </w:r>
+      <w:r>
+        <w:t xml:space="preserve"> </w:t>
+      </w:r>
+      <w:r>
+        <w:rPr>
+          <w:rStyle w:val="VerbatimChar"/>
+        </w:rPr>
+        <w:t xml:space="preserve">librarian</w:t>
+      </w:r>
+      <w:r>
+        <w:t xml:space="preserve"> </w:t>
+      </w:r>
+      <w:r>
+        <w:t xml:space="preserve">in a single gesture by unilateral decision of another coordinator. The process must go through</w:t>
+      </w:r>
+      <w:r>
+        <w:t xml:space="preserve"> </w:t>
+      </w:r>
+      <w:r>
+        <w:rPr>
+          <w:rStyle w:val="VerbatimChar"/>
+        </w:rPr>
+        <w:t xml:space="preserve">pending_removal</w:t>
+      </w:r>
+      <w:r>
+        <w:t xml:space="preserve"> </w:t>
+      </w:r>
+      <w:r>
+        <w:t xml:space="preserve">and wait out the grace period (or for the person to self-downgrade).</w:t>
+      </w:r>
+    </w:p>
+    <w:p>
+      <w:pPr>
+        <w:pStyle w:val="Compact"/>
+        <w:numPr>
+          <w:ilvl w:val="0"/>
+          <w:numId w:val="1013"/>
+        </w:numPr>
+      </w:pPr>
+      <w:r>
+        <w:t xml:space="preserve">It is</w:t>
+      </w:r>
+      <w:r>
+        <w:t xml:space="preserve"> </w:t>
+      </w:r>
+      <w:r>
+        <w:rPr>
+          <w:b/>
+          <w:bCs/>
+        </w:rPr>
+        <w:t xml:space="preserve">always</w:t>
+      </w:r>
+      <w:r>
+        <w:t xml:space="preserve"> </w:t>
+      </w:r>
+      <w:r>
+        <w:t xml:space="preserve">possible to leave one’s own</w:t>
       </w:r>
       <w:r>
         <w:t xml:space="preserve"> </w:t>
@@ -3016,7 +3267,89 @@
         <w:t xml:space="preserve"> </w:t>
       </w:r>
       <w:r>
-        <w:t xml:space="preserve">to</w:t>
+        <w:t xml:space="preserve">role voluntarily (self-downgrade, right P3): the line moves to</w:t>
+      </w:r>
+      <w:r>
+        <w:t xml:space="preserve"> </w:t>
+      </w:r>
+      <w:r>
+        <w:rPr>
+          <w:rStyle w:val="VerbatimChar"/>
+        </w:rPr>
+        <w:t xml:space="preserve">vacated</w:t>
+      </w:r>
+      <w:r>
+        <w:t xml:space="preserve">, immediately.</w:t>
+      </w:r>
+    </w:p>
+    <w:p>
+      <w:pPr>
+        <w:pStyle w:val="Compact"/>
+        <w:numPr>
+          <w:ilvl w:val="0"/>
+          <w:numId w:val="1013"/>
+        </w:numPr>
+      </w:pPr>
+      <w:r>
+        <w:rPr>
+          <w:rStyle w:val="VerbatimChar"/>
+        </w:rPr>
+        <w:t xml:space="preserve">suspended</w:t>
+      </w:r>
+      <w:r>
+        <w:t xml:space="preserve"> </w:t>
+      </w:r>
+      <w:r>
+        <w:t xml:space="preserve">has</w:t>
+      </w:r>
+      <w:r>
+        <w:t xml:space="preserve"> </w:t>
+      </w:r>
+      <w:r>
+        <w:rPr>
+          <w:b/>
+          <w:bCs/>
+        </w:rPr>
+        <w:t xml:space="preserve">no</w:t>
+      </w:r>
+      <w:r>
+        <w:t xml:space="preserve"> </w:t>
+      </w:r>
+      <w:r>
+        <w:t xml:space="preserve">maximum duration. It is not a grace period before exclusion — it is a precautionary measure that lasts as long as deliberation takes.</w:t>
+      </w:r>
+    </w:p>
+    <w:p>
+      <w:pPr>
+        <w:pStyle w:val="Compact"/>
+        <w:numPr>
+          <w:ilvl w:val="0"/>
+          <w:numId w:val="1013"/>
+        </w:numPr>
+      </w:pPr>
+      <w:r>
+        <w:t xml:space="preserve">From a closed status (</w:t>
+      </w:r>
+      <w:r>
+        <w:rPr>
+          <w:rStyle w:val="VerbatimChar"/>
+        </w:rPr>
+        <w:t xml:space="preserve">vacated</w:t>
+      </w:r>
+      <w:r>
+        <w:t xml:space="preserve">,</w:t>
+      </w:r>
+      <w:r>
+        <w:t xml:space="preserve"> </w:t>
+      </w:r>
+      <w:r>
+        <w:rPr>
+          <w:rStyle w:val="VerbatimChar"/>
+        </w:rPr>
+        <w:t xml:space="preserve">removed</w:t>
+      </w:r>
+      <w:r>
+        <w:t xml:space="preserve">,</w:t>
       </w:r>
       <w:r>
         <w:t xml:space="preserve"> </w:t>
@@ -3028,68 +3361,23 @@
         <w:t xml:space="preserve">inactive</w:t>
       </w:r>
       <w:r>
-        <w:t xml:space="preserve"> </w:t>
-      </w:r>
-      <w:r>
-        <w:t xml:space="preserve">for a</w:t>
-      </w:r>
-      <w:r>
-        <w:t xml:space="preserve"> </w:t>
-      </w:r>
-      <w:r>
-        <w:rPr>
-          <w:rStyle w:val="VerbatimChar"/>
-        </w:rPr>
-        <w:t xml:space="preserve">librarian</w:t>
-      </w:r>
-      <w:r>
-        <w:t xml:space="preserve"> </w:t>
-      </w:r>
-      <w:r>
-        <w:t xml:space="preserve">by unilateral decision of another coordinator. The process must go through</w:t>
-      </w:r>
-      <w:r>
-        <w:t xml:space="preserve"> </w:t>
-      </w:r>
-      <w:r>
-        <w:rPr>
-          <w:rStyle w:val="VerbatimChar"/>
-        </w:rPr>
-        <w:t xml:space="preserve">pending_removal</w:t>
-      </w:r>
-      <w:r>
-        <w:t xml:space="preserve"> </w:t>
-      </w:r>
-      <w:r>
-        <w:t xml:space="preserve">and wait out the grace period (or for the person to self-downgrade).</w:t>
-      </w:r>
-    </w:p>
-    <w:p>
-      <w:pPr>
-        <w:pStyle w:val="Compact"/>
-        <w:numPr>
-          <w:ilvl w:val="0"/>
-          <w:numId w:val="1013"/>
-        </w:numPr>
-      </w:pPr>
-      <w:r>
-        <w:t xml:space="preserve">It is</w:t>
-      </w:r>
-      <w:r>
-        <w:t xml:space="preserve"> </w:t>
-      </w:r>
-      <w:r>
-        <w:rPr>
-          <w:b/>
-          <w:bCs/>
-        </w:rPr>
-        <w:t xml:space="preserve">always</w:t>
-      </w:r>
-      <w:r>
-        <w:t xml:space="preserve"> </w:t>
-      </w:r>
-      <w:r>
-        <w:t xml:space="preserve">possible to transition from one’s own</w:t>
+        <w:t xml:space="preserve">), one</w:t>
+      </w:r>
+      <w:r>
+        <w:t xml:space="preserve"> </w:t>
+      </w:r>
+      <w:r>
+        <w:rPr>
+          <w:b/>
+          <w:bCs/>
+        </w:rPr>
+        <w:t xml:space="preserve">cannot</w:t>
+      </w:r>
+      <w:r>
+        <w:t xml:space="preserve"> </w:t>
+      </w:r>
+      <w:r>
+        <w:t xml:space="preserve">return directly to</w:t>
       </w:r>
       <w:r>
         <w:t xml:space="preserve"> </w:t>
@@ -3101,114 +3389,7 @@
         <w:t xml:space="preserve">active</w:t>
       </w:r>
       <w:r>
-        <w:t xml:space="preserve"> </w:t>
-      </w:r>
-      <w:r>
-        <w:t xml:space="preserve">status to</w:t>
-      </w:r>
-      <w:r>
-        <w:t xml:space="preserve"> </w:t>
-      </w:r>
-      <w:r>
-        <w:rPr>
-          <w:rStyle w:val="VerbatimChar"/>
-        </w:rPr>
-        <w:t xml:space="preserve">inactive</w:t>
-      </w:r>
-      <w:r>
-        <w:t xml:space="preserve"> </w:t>
-      </w:r>
-      <w:r>
-        <w:t xml:space="preserve">(self-downgrade, right P3).</w:t>
-      </w:r>
-    </w:p>
-    <w:p>
-      <w:pPr>
-        <w:pStyle w:val="Compact"/>
-        <w:numPr>
-          <w:ilvl w:val="0"/>
-          <w:numId w:val="1013"/>
-        </w:numPr>
-      </w:pPr>
-      <w:r>
-        <w:rPr>
-          <w:rStyle w:val="VerbatimChar"/>
-        </w:rPr>
-        <w:t xml:space="preserve">suspended</w:t>
-      </w:r>
-      <w:r>
-        <w:t xml:space="preserve"> </w:t>
-      </w:r>
-      <w:r>
-        <w:t xml:space="preserve">has</w:t>
-      </w:r>
-      <w:r>
-        <w:t xml:space="preserve"> </w:t>
-      </w:r>
-      <w:r>
-        <w:rPr>
-          <w:b/>
-          <w:bCs/>
-        </w:rPr>
-        <w:t xml:space="preserve">no</w:t>
-      </w:r>
-      <w:r>
-        <w:t xml:space="preserve"> </w:t>
-      </w:r>
-      <w:r>
-        <w:t xml:space="preserve">maximum duration. It is not a grace period before exclusion — it is a precautionary measure that lasts as long as deliberation takes.</w:t>
-      </w:r>
-    </w:p>
-    <w:p>
-      <w:pPr>
-        <w:pStyle w:val="Compact"/>
-        <w:numPr>
-          <w:ilvl w:val="0"/>
-          <w:numId w:val="1013"/>
-        </w:numPr>
-      </w:pPr>
-      <w:r>
-        <w:t xml:space="preserve">From</w:t>
-      </w:r>
-      <w:r>
-        <w:t xml:space="preserve"> </w:t>
-      </w:r>
-      <w:r>
-        <w:rPr>
-          <w:rStyle w:val="VerbatimChar"/>
-        </w:rPr>
-        <w:t xml:space="preserve">inactive</w:t>
-      </w:r>
-      <w:r>
-        <w:t xml:space="preserve">, one</w:t>
-      </w:r>
-      <w:r>
-        <w:t xml:space="preserve"> </w:t>
-      </w:r>
-      <w:r>
-        <w:rPr>
-          <w:b/>
-          <w:bCs/>
-        </w:rPr>
-        <w:t xml:space="preserve">cannot</w:t>
-      </w:r>
-      <w:r>
-        <w:t xml:space="preserve"> </w:t>
-      </w:r>
-      <w:r>
-        <w:t xml:space="preserve">return to</w:t>
-      </w:r>
-      <w:r>
-        <w:t xml:space="preserve"> </w:t>
-      </w:r>
-      <w:r>
-        <w:rPr>
-          <w:rStyle w:val="VerbatimChar"/>
-        </w:rPr>
-        <w:t xml:space="preserve">active</w:t>
-      </w:r>
-      <w:r>
-        <w:t xml:space="preserve">. To reintegrate someone, a new membership row is created. History is preserved.</w:t>
+        <w:t xml:space="preserve">. To reintegrate someone, the normal circuit applies — which reactivates the closed line or creates a new one. History is preserved.</w:t>
       </w:r>
     </w:p>
     <w:bookmarkEnd w:id="30"/>
@@ -6687,7 +6868,7 @@
         <w:rPr>
           <w:rStyle w:val="VerbatimChar"/>
         </w:rPr>
-        <w:t xml:space="preserve">status='pending'</w:t>
+        <w:t xml:space="preserve">status='pending_validation'</w:t>
       </w:r>
       <w:r>
         <w:t xml:space="preserve">. They receive an email explaining that they must come in person to the library.</w:t>
@@ -7424,13 +7605,40 @@
           <w:b/>
           <w:bCs/>
         </w:rPr>
-        <w:t xml:space="preserve">Multi-membership</w:t>
-      </w:r>
-      <w:r>
-        <w:t xml:space="preserve"> </w:t>
-      </w:r>
-      <w:r>
-        <w:t xml:space="preserve">(§5.6). You think it is unnecessarily complex and that a single role per person per library would be better. This is a data model decision, more structural than it appears. Bring it to the developers.</w:t>
+        <w:t xml:space="preserve">The exclusive role</w:t>
+      </w:r>
+      <w:r>
+        <w:t xml:space="preserve"> </w:t>
+      </w:r>
+      <w:r>
+        <w:t xml:space="preserve">(§5.6). You think a person should be able to hold several active roles in the same library (being both</w:t>
+      </w:r>
+      <w:r>
+        <w:t xml:space="preserve"> </w:t>
+      </w:r>
+      <w:r>
+        <w:rPr>
+          <w:rStyle w:val="VerbatimChar"/>
+        </w:rPr>
+        <w:t xml:space="preserve">librarian</w:t>
+      </w:r>
+      <w:r>
+        <w:t xml:space="preserve"> </w:t>
+      </w:r>
+      <w:r>
+        <w:t xml:space="preserve">and</w:t>
+      </w:r>
+      <w:r>
+        <w:t xml:space="preserve"> </w:t>
+      </w:r>
+      <w:r>
+        <w:rPr>
+          <w:rStyle w:val="VerbatimChar"/>
+        </w:rPr>
+        <w:t xml:space="preserve">coordenador</w:t>
+      </w:r>
+      <w:r>
+        <w:t xml:space="preserve">, for instance). This is a data model decision, more structural than it appears — and it was already settled the other way in May 2026. Bring it to the developers.</w:t>
       </w:r>
     </w:p>
     <w:p>
@@ -8026,10 +8234,41 @@
         <w:rPr>
           <w:rStyle w:val="VerbatimChar"/>
         </w:rPr>
+        <w:t xml:space="preserve">vacated</w:t>
+      </w:r>
+      <w:r>
+        <w:t xml:space="preserve"> </w:t>
+      </w:r>
+      <w:r>
+        <w:t xml:space="preserve">— the status of a role</w:t>
+      </w:r>
+      <w:r>
+        <w:t xml:space="preserve"> </w:t>
+      </w:r>
+      <w:r>
+        <w:rPr>
+          <w:b/>
+          <w:bCs/>
+        </w:rPr>
+        <w:t xml:space="preserve">left voluntarily</w:t>
+      </w:r>
+      <w:r>
+        <w:t xml:space="preserve">, distinct from the</w:t>
+      </w:r>
+      <w:r>
+        <w:t xml:space="preserve"> </w:t>
+      </w:r>
+      <w:r>
+        <w:rPr>
+          <w:rStyle w:val="VerbatimChar"/>
+        </w:rPr>
         <w:t xml:space="preserve">inactive</w:t>
       </w:r>
       <w:r>
-        <w:t xml:space="preserve">.</w:t>
+        <w:t xml:space="preserve"> </w:t>
+      </w:r>
+      <w:r>
+        <w:t xml:space="preserve">of an abandoned account.</w:t>
       </w:r>
     </w:p>
     <w:p>
@@ -8041,7 +8280,7 @@
         </w:numPr>
       </w:pPr>
       <w:r>
-        <w:t xml:space="preserve">If you did not already have the target membership (</w:t>
+        <w:t xml:space="preserve">Your lower-rank line (</w:t>
       </w:r>
       <w:r>
         <w:rPr>
@@ -8065,7 +8304,7 @@
         <w:t xml:space="preserve">librarian</w:t>
       </w:r>
       <w:r>
-        <w:t xml:space="preserve">), it is created at</w:t>
+        <w:t xml:space="preserve">, depending on the chosen landing) is reactivated if it existed — or created at</w:t>
       </w:r>
       <w:r>
         <w:t xml:space="preserve"> </w:t>
@@ -8077,7 +8316,10 @@
         <w:t xml:space="preserve">active</w:t>
       </w:r>
       <w:r>
-        <w:t xml:space="preserve">.</w:t>
+        <w:t xml:space="preserve"> </w:t>
+      </w:r>
+      <w:r>
+        <w:t xml:space="preserve">otherwise.</w:t>
       </w:r>
     </w:p>
     <w:p>
@@ -8190,7 +8432,7 @@
         <w:rPr>
           <w:rStyle w:val="VerbatimChar"/>
         </w:rPr>
-        <w:t xml:space="preserve">inactive</w:t>
+        <w:t xml:space="preserve">vacated</w:t>
       </w:r>
       <w:r>
         <w:t xml:space="preserve">.</w:t>
@@ -8993,10 +9235,25 @@
         <w:rPr>
           <w:rStyle w:val="VerbatimChar"/>
         </w:rPr>
-        <w:t xml:space="preserve">inactive</w:t>
-      </w:r>
-      <w:r>
-        <w:t xml:space="preserve">.</w:t>
+        <w:t xml:space="preserve">removed</w:t>
+      </w:r>
+      <w:r>
+        <w:t xml:space="preserve">. The lower-rank line (closed at promotion time, cf. exclusive role §5.6) is reactivated — or a</w:t>
+      </w:r>
+      <w:r>
+        <w:t xml:space="preserve"> </w:t>
+      </w:r>
+      <w:r>
+        <w:rPr>
+          <w:rStyle w:val="VerbatimChar"/>
+        </w:rPr>
+        <w:t xml:space="preserve">reader</w:t>
+      </w:r>
+      <w:r>
+        <w:t xml:space="preserve"> </w:t>
+      </w:r>
+      <w:r>
+        <w:t xml:space="preserve">line is created: the person leaves the team, not the library.</w:t>
       </w:r>
       <w:r>
         <w:t xml:space="preserve"> </w:t>
@@ -10203,7 +10460,7 @@
               <w:rPr>
                 <w:rStyle w:val="VerbatimChar"/>
               </w:rPr>
-              <w:t xml:space="preserve">inactive</w:t>
+              <w:t xml:space="preserve">removed</w:t>
             </w:r>
           </w:p>
         </w:tc>
@@ -10593,10 +10850,10 @@
         <w:rPr>
           <w:rStyle w:val="VerbatimChar"/>
         </w:rPr>
-        <w:t xml:space="preserve">inactive</w:t>
-      </w:r>
-      <w:r>
-        <w:t xml:space="preserve">. If they had a parallel</w:t>
+        <w:t xml:space="preserve">removed</w:t>
+      </w:r>
+      <w:r>
+        <w:t xml:space="preserve">. Their previous</w:t>
       </w:r>
       <w:r>
         <w:t xml:space="preserve"> </w:t>
@@ -10611,7 +10868,7 @@
         <w:t xml:space="preserve"> </w:t>
       </w:r>
       <w:r>
-        <w:t xml:space="preserve">membership, that remains active (and the person</w:t>
+        <w:t xml:space="preserve">line — closed when they were promoted (exclusive role, §5.6) — is then reactivated: the person</w:t>
       </w:r>
       <w:r>
         <w:t xml:space="preserve"> </w:t>
@@ -10635,7 +10892,7 @@
         <w:t xml:space="preserve">librarian</w:t>
       </w:r>
       <w:r>
-        <w:t xml:space="preserve">). Otherwise, they simply return to</w:t>
+        <w:t xml:space="preserve">. If they never had one (arrival by collegial jump), they simply return to</w:t>
       </w:r>
       <w:r>
         <w:t xml:space="preserve"> </w:t>
@@ -11077,7 +11334,7 @@
         <w:rPr>
           <w:rStyle w:val="VerbatimChar"/>
         </w:rPr>
-        <w:t xml:space="preserve">inactive</w:t>
+        <w:t xml:space="preserve">vacated</w:t>
       </w:r>
       <w:r>
         <w:t xml:space="preserve">, short-circuiting the waiting period. Politically, this is consistent: right P3 (self-demotion) is unconditional.</w:t>
@@ -12666,7 +12923,7 @@
         <w:t xml:space="preserve">2. Political verification</w:t>
       </w:r>
       <w:r>
-        <w:t xml:space="preserve">: does the collective still exist? Does it want to continue existing? If there are members but they have simply let go of the technical functions, new staff can be co-opted through an off-workflow co-optation.</w:t>
+        <w:t xml:space="preserve">: does the collective still exist? Does it want to continue existing? If there are members but they have simply let go of the technical functions, a coordination can be rebuilt — through the collegial circuit, like everywhere else.</w:t>
       </w:r>
     </w:p>
     <w:p>
@@ -12678,25 +12935,131 @@
           <w:b/>
           <w:bCs/>
         </w:rPr>
-        <w:t xml:space="preserve">3. Off-workflow co-optation</w:t>
-      </w:r>
-      <w:r>
-        <w:t xml:space="preserve"> </w:t>
-      </w:r>
-      <w:r>
-        <w:t xml:space="preserve">by the network administrator, via direct SQL or via the UI (a network administrator has the right to act as coordinator+ on any library, cf. chapter 2). The off-workflow co-optation must be traced in the audit log with an explicit reason:</w:t>
-      </w:r>
-      <w:r>
-        <w:t xml:space="preserve"> </w:t>
-      </w:r>
-      <w:r>
-        <w:t xml:space="preserve">“Resumption of coordination after vacancy, following contact with the collective on DD/MM, by network administrator X.”</w:t>
-      </w:r>
-      <w:r>
-        <w:t xml:space="preserve"> </w:t>
-      </w:r>
-      <w:r>
-        <w:t xml:space="preserve">And — a key point of doctrine —</w:t>
+        <w:t xml:space="preserve">3. Recovery through the collegial circuit</w:t>
+      </w:r>
+      <w:r>
+        <w:t xml:space="preserve"> </w:t>
+      </w:r>
+      <w:r>
+        <w:rPr>
+          <w:i/>
+          <w:iCs/>
+        </w:rPr>
+        <w:t xml:space="preserve">(since 01/09/2026 there is no more</w:t>
+      </w:r>
+      <w:r>
+        <w:rPr>
+          <w:i/>
+          <w:iCs/>
+        </w:rPr>
+        <w:t xml:space="preserve"> </w:t>
+      </w:r>
+      <w:r>
+        <w:rPr>
+          <w:i/>
+          <w:iCs/>
+        </w:rPr>
+        <w:t xml:space="preserve">“off-workflow co-optation”</w:t>
+      </w:r>
+      <w:r>
+        <w:rPr>
+          <w:i/>
+          <w:iCs/>
+        </w:rPr>
+        <w:t xml:space="preserve">: direct promotions are condemned, including for the network admin)</w:t>
+      </w:r>
+      <w:r>
+        <w:t xml:space="preserve">. The network administrator has the right to</w:t>
+      </w:r>
+      <w:r>
+        <w:t xml:space="preserve"> </w:t>
+      </w:r>
+      <w:r>
+        <w:rPr>
+          <w:b/>
+          <w:bCs/>
+        </w:rPr>
+        <w:t xml:space="preserve">file a coordination proposal</w:t>
+      </w:r>
+      <w:r>
+        <w:t xml:space="preserve"> </w:t>
+      </w:r>
+      <w:r>
+        <w:t xml:space="preserve">on any library (cf. chapter 2). If an active</w:t>
+      </w:r>
+      <w:r>
+        <w:t xml:space="preserve"> </w:t>
+      </w:r>
+      <w:r>
+        <w:rPr>
+          <w:rStyle w:val="VerbatimChar"/>
+        </w:rPr>
+        <w:t xml:space="preserve">librarian</w:t>
+      </w:r>
+      <w:r>
+        <w:t xml:space="preserve"> </w:t>
+      </w:r>
+      <w:r>
+        <w:t xml:space="preserve">remains, the proposal can target them. If only active</w:t>
+      </w:r>
+      <w:r>
+        <w:t xml:space="preserve"> </w:t>
+      </w:r>
+      <w:r>
+        <w:rPr>
+          <w:rStyle w:val="VerbatimChar"/>
+        </w:rPr>
+        <w:t xml:space="preserve">reader</w:t>
+      </w:r>
+      <w:r>
+        <w:t xml:space="preserve">s remain, the practicable path is the</w:t>
+      </w:r>
+      <w:r>
+        <w:t xml:space="preserve"> </w:t>
+      </w:r>
+      <w:r>
+        <w:rPr>
+          <w:b/>
+          <w:bCs/>
+        </w:rPr>
+        <w:t xml:space="preserve">collegial jump</w:t>
+      </w:r>
+      <w:r>
+        <w:t xml:space="preserve">: the local collective decides to enable the setting (</w:t>
+      </w:r>
+      <w:r>
+        <w:rPr>
+          <w:rStyle w:val="VerbatimChar"/>
+        </w:rPr>
+        <w:t xml:space="preserve">allow_direct_coordenador</w:t>
+      </w:r>
+      <w:r>
+        <w:t xml:space="preserve">), the network admin files the proposal targeting an active reader, the bootstrap quorum applies (1 endorsement when the team is too small), and the person</w:t>
+      </w:r>
+      <w:r>
+        <w:t xml:space="preserve"> </w:t>
+      </w:r>
+      <w:r>
+        <w:rPr>
+          <w:b/>
+          <w:bCs/>
+        </w:rPr>
+        <w:t xml:space="preserve">accepts</w:t>
+      </w:r>
+      <w:r>
+        <w:t xml:space="preserve">. Nothing happens without the collective: the proposal executes its decision, it does not replace it. The action is traced (audit log +</w:t>
+      </w:r>
+      <w:r>
+        <w:t xml:space="preserve"> </w:t>
+      </w:r>
+      <w:r>
+        <w:rPr>
+          <w:rStyle w:val="VerbatimChar"/>
+        </w:rPr>
+        <w:t xml:space="preserve">cross_library_actions_log</w:t>
+      </w:r>
+      <w:r>
+        <w:t xml:space="preserve">), and — a key point of doctrine —</w:t>
       </w:r>
       <w:r>
         <w:t xml:space="preserve"> </w:t>
@@ -16837,29 +17200,29 @@
               <w:pStyle w:val="Compact"/>
             </w:pPr>
             <w:r>
-              <w:t xml:space="preserve">Co-optation (T1, T2)</w:t>
-            </w:r>
-          </w:p>
-        </w:tc>
-        <w:tc>
-          <w:tcPr/>
-          <w:p>
-            <w:pPr>
-              <w:pStyle w:val="Compact"/>
-            </w:pPr>
-            <w:r>
-              <w:t xml:space="preserve">✅</w:t>
-            </w:r>
-          </w:p>
-        </w:tc>
-        <w:tc>
-          <w:tcPr/>
-          <w:p>
-            <w:pPr>
-              <w:pStyle w:val="Compact"/>
-            </w:pPr>
-            <w:r>
-              <w:t xml:space="preserve">✅</w:t>
+              <w:t xml:space="preserve">Proposal filed (welcome or coordination)</w:t>
+            </w:r>
+          </w:p>
+        </w:tc>
+        <w:tc>
+          <w:tcPr/>
+          <w:p>
+            <w:pPr>
+              <w:pStyle w:val="Compact"/>
+            </w:pPr>
+            <w:r>
+              <w:t xml:space="preserve">—</w:t>
+            </w:r>
+          </w:p>
+        </w:tc>
+        <w:tc>
+          <w:tcPr/>
+          <w:p>
+            <w:pPr>
+              <w:pStyle w:val="Compact"/>
+            </w:pPr>
+            <w:r>
+              <w:t xml:space="preserve">✅ to endorse</w:t>
             </w:r>
           </w:p>
         </w:tc>
@@ -16883,29 +17246,29 @@
               <w:pStyle w:val="Compact"/>
             </w:pPr>
             <w:r>
-              <w:t xml:space="preserve">Self-downgrade (T3, T4)</w:t>
-            </w:r>
-          </w:p>
-        </w:tc>
-        <w:tc>
-          <w:tcPr/>
-          <w:p>
-            <w:pPr>
-              <w:pStyle w:val="Compact"/>
-            </w:pPr>
-            <w:r>
-              <w:t xml:space="preserve">✅ confirmation</w:t>
-            </w:r>
-          </w:p>
-        </w:tc>
-        <w:tc>
-          <w:tcPr/>
-          <w:p>
-            <w:pPr>
-              <w:pStyle w:val="Compact"/>
-            </w:pPr>
-            <w:r>
-              <w:t xml:space="preserve">✅</w:t>
+              <w:t xml:space="preserve">Proposal ready (quorum reached)</w:t>
+            </w:r>
+          </w:p>
+        </w:tc>
+        <w:tc>
+          <w:tcPr/>
+          <w:p>
+            <w:pPr>
+              <w:pStyle w:val="Compact"/>
+            </w:pPr>
+            <w:r>
+              <w:t xml:space="preserve">✅ to accept</w:t>
+            </w:r>
+          </w:p>
+        </w:tc>
+        <w:tc>
+          <w:tcPr/>
+          <w:p>
+            <w:pPr>
+              <w:pStyle w:val="Compact"/>
+            </w:pPr>
+            <w:r>
+              <w:t xml:space="preserve">—</w:t>
             </w:r>
           </w:p>
         </w:tc>
@@ -16929,18 +17292,18 @@
               <w:pStyle w:val="Compact"/>
             </w:pPr>
             <w:r>
-              <w:t xml:space="preserve">Removal request (T5)</w:t>
-            </w:r>
-          </w:p>
-        </w:tc>
-        <w:tc>
-          <w:tcPr/>
-          <w:p>
-            <w:pPr>
-              <w:pStyle w:val="Compact"/>
-            </w:pPr>
-            <w:r>
-              <w:t xml:space="preserve">✅</w:t>
+              <w:t xml:space="preserve">Co-optation completed (acceptance — T1, T2, T2b)</w:t>
+            </w:r>
+          </w:p>
+        </w:tc>
+        <w:tc>
+          <w:tcPr/>
+          <w:p>
+            <w:pPr>
+              <w:pStyle w:val="Compact"/>
+            </w:pPr>
+            <w:r>
+              <w:t xml:space="preserve">✅ welcome</w:t>
             </w:r>
           </w:p>
         </w:tc>
@@ -16975,18 +17338,18 @@
               <w:pStyle w:val="Compact"/>
             </w:pPr>
             <w:r>
-              <w:t xml:space="preserve">Cancellation of request (T8)</w:t>
-            </w:r>
-          </w:p>
-        </w:tc>
-        <w:tc>
-          <w:tcPr/>
-          <w:p>
-            <w:pPr>
-              <w:pStyle w:val="Compact"/>
-            </w:pPr>
-            <w:r>
-              <w:t xml:space="preserve">✅</w:t>
+              <w:t xml:space="preserve">Self-downgrade (T3, T4)</w:t>
+            </w:r>
+          </w:p>
+        </w:tc>
+        <w:tc>
+          <w:tcPr/>
+          <w:p>
+            <w:pPr>
+              <w:pStyle w:val="Compact"/>
+            </w:pPr>
+            <w:r>
+              <w:t xml:space="preserve">✅ confirmation</w:t>
             </w:r>
           </w:p>
         </w:tc>
@@ -17021,7 +17384,7 @@
               <w:pStyle w:val="Compact"/>
             </w:pPr>
             <w:r>
-              <w:t xml:space="preserve">End of waiting period (day +7)</w:t>
+              <w:t xml:space="preserve">Removal request (T5)</w:t>
             </w:r>
           </w:p>
         </w:tc>
@@ -17067,18 +17430,18 @@
               <w:pStyle w:val="Compact"/>
             </w:pPr>
             <w:r>
-              <w:t xml:space="preserve">Suspension (T6)</w:t>
-            </w:r>
-          </w:p>
-        </w:tc>
-        <w:tc>
-          <w:tcPr/>
-          <w:p>
-            <w:pPr>
-              <w:pStyle w:val="Compact"/>
-            </w:pPr>
-            <w:r>
-              <w:t xml:space="preserve">✅ urgent</w:t>
+              <w:t xml:space="preserve">Cancellation of request (T8)</w:t>
+            </w:r>
+          </w:p>
+        </w:tc>
+        <w:tc>
+          <w:tcPr/>
+          <w:p>
+            <w:pPr>
+              <w:pStyle w:val="Compact"/>
+            </w:pPr>
+            <w:r>
+              <w:t xml:space="preserve">✅</w:t>
             </w:r>
           </w:p>
         </w:tc>
@@ -17113,7 +17476,7 @@
               <w:pStyle w:val="Compact"/>
             </w:pPr>
             <w:r>
-              <w:t xml:space="preserve">Suspension lifted (T7)</w:t>
+              <w:t xml:space="preserve">End of waiting period (day +7)</w:t>
             </w:r>
           </w:p>
         </w:tc>
@@ -17159,29 +17522,29 @@
               <w:pStyle w:val="Compact"/>
             </w:pPr>
             <w:r>
-              <w:t xml:space="preserve">Auto-exit at 9 months (T9)</w:t>
-            </w:r>
-          </w:p>
-        </w:tc>
-        <w:tc>
-          <w:tcPr/>
-          <w:p>
-            <w:pPr>
-              <w:pStyle w:val="Compact"/>
-            </w:pPr>
-            <w:r>
-              <w:t xml:space="preserve">✅ reminders + final</w:t>
-            </w:r>
-          </w:p>
-        </w:tc>
-        <w:tc>
-          <w:tcPr/>
-          <w:p>
-            <w:pPr>
-              <w:pStyle w:val="Compact"/>
-            </w:pPr>
-            <w:r>
-              <w:t xml:space="preserve">✅ (final only)</w:t>
+              <w:t xml:space="preserve">Suspension (T6)</w:t>
+            </w:r>
+          </w:p>
+        </w:tc>
+        <w:tc>
+          <w:tcPr/>
+          <w:p>
+            <w:pPr>
+              <w:pStyle w:val="Compact"/>
+            </w:pPr>
+            <w:r>
+              <w:t xml:space="preserve">✅ urgent</w:t>
+            </w:r>
+          </w:p>
+        </w:tc>
+        <w:tc>
+          <w:tcPr/>
+          <w:p>
+            <w:pPr>
+              <w:pStyle w:val="Compact"/>
+            </w:pPr>
+            <w:r>
+              <w:t xml:space="preserve">✅</w:t>
             </w:r>
           </w:p>
         </w:tc>
@@ -17205,7 +17568,7 @@
               <w:pStyle w:val="Compact"/>
             </w:pPr>
             <w:r>
-              <w:t xml:space="preserve">Last coordinator leaves</w:t>
+              <w:t xml:space="preserve">Suspension lifted (T7)</w:t>
             </w:r>
           </w:p>
         </w:tc>
@@ -17227,18 +17590,18 @@
               <w:pStyle w:val="Compact"/>
             </w:pPr>
             <w:r>
-              <w:t xml:space="preserve">✅ (the person concerned)</w:t>
-            </w:r>
-          </w:p>
-        </w:tc>
-        <w:tc>
-          <w:tcPr/>
-          <w:p>
-            <w:pPr>
-              <w:pStyle w:val="Compact"/>
-            </w:pPr>
-            <w:r>
-              <w:t xml:space="preserve">✅ alert</w:t>
+              <w:t xml:space="preserve">✅</w:t>
+            </w:r>
+          </w:p>
+        </w:tc>
+        <w:tc>
+          <w:tcPr/>
+          <w:p>
+            <w:pPr>
+              <w:pStyle w:val="Compact"/>
+            </w:pPr>
+            <w:r>
+              <w:t xml:space="preserve">—</w:t>
             </w:r>
           </w:p>
         </w:tc>
@@ -17251,7 +17614,29 @@
               <w:pStyle w:val="Compact"/>
             </w:pPr>
             <w:r>
-              <w:t xml:space="preserve">Network admin co-optation (proposal)</w:t>
+              <w:t xml:space="preserve">Auto-exit at 9 months (T9)</w:t>
+            </w:r>
+          </w:p>
+        </w:tc>
+        <w:tc>
+          <w:tcPr/>
+          <w:p>
+            <w:pPr>
+              <w:pStyle w:val="Compact"/>
+            </w:pPr>
+            <w:r>
+              <w:t xml:space="preserve">✅ reminders + final</w:t>
+            </w:r>
+          </w:p>
+        </w:tc>
+        <w:tc>
+          <w:tcPr/>
+          <w:p>
+            <w:pPr>
+              <w:pStyle w:val="Compact"/>
+            </w:pPr>
+            <w:r>
+              <w:t xml:space="preserve">✅ (final only)</w:t>
             </w:r>
           </w:p>
         </w:tc>
@@ -17263,28 +17648,6 @@
             </w:pPr>
             <w:r>
               <w:t xml:space="preserve">—</w:t>
-            </w:r>
-          </w:p>
-        </w:tc>
-        <w:tc>
-          <w:tcPr/>
-          <w:p>
-            <w:pPr>
-              <w:pStyle w:val="Compact"/>
-            </w:pPr>
-            <w:r>
-              <w:t xml:space="preserve">—</w:t>
-            </w:r>
-          </w:p>
-        </w:tc>
-        <w:tc>
-          <w:tcPr/>
-          <w:p>
-            <w:pPr>
-              <w:pStyle w:val="Compact"/>
-            </w:pPr>
-            <w:r>
-              <w:t xml:space="preserve">✅</w:t>
             </w:r>
           </w:p>
         </w:tc>
@@ -17297,40 +17660,40 @@
               <w:pStyle w:val="Compact"/>
             </w:pPr>
             <w:r>
-              <w:t xml:space="preserve">Network admin co-optation (success)</w:t>
-            </w:r>
-          </w:p>
-        </w:tc>
-        <w:tc>
-          <w:tcPr/>
-          <w:p>
-            <w:pPr>
-              <w:pStyle w:val="Compact"/>
-            </w:pPr>
-            <w:r>
-              <w:t xml:space="preserve">✅ welcome</w:t>
-            </w:r>
-          </w:p>
-        </w:tc>
-        <w:tc>
-          <w:tcPr/>
-          <w:p>
-            <w:pPr>
-              <w:pStyle w:val="Compact"/>
-            </w:pPr>
-            <w:r>
-              <w:t xml:space="preserve">—</w:t>
-            </w:r>
-          </w:p>
-        </w:tc>
-        <w:tc>
-          <w:tcPr/>
-          <w:p>
-            <w:pPr>
-              <w:pStyle w:val="Compact"/>
-            </w:pPr>
-            <w:r>
-              <w:t xml:space="preserve">✅ recap</w:t>
+              <w:t xml:space="preserve">Last coordinator leaves</w:t>
+            </w:r>
+          </w:p>
+        </w:tc>
+        <w:tc>
+          <w:tcPr/>
+          <w:p>
+            <w:pPr>
+              <w:pStyle w:val="Compact"/>
+            </w:pPr>
+            <w:r>
+              <w:t xml:space="preserve">✅</w:t>
+            </w:r>
+          </w:p>
+        </w:tc>
+        <w:tc>
+          <w:tcPr/>
+          <w:p>
+            <w:pPr>
+              <w:pStyle w:val="Compact"/>
+            </w:pPr>
+            <w:r>
+              <w:t xml:space="preserve">✅ (the person concerned)</w:t>
+            </w:r>
+          </w:p>
+        </w:tc>
+        <w:tc>
+          <w:tcPr/>
+          <w:p>
+            <w:pPr>
+              <w:pStyle w:val="Compact"/>
+            </w:pPr>
+            <w:r>
+              <w:t xml:space="preserve">✅ alert</w:t>
             </w:r>
           </w:p>
         </w:tc>
@@ -17343,18 +17706,18 @@
               <w:pStyle w:val="Compact"/>
             </w:pPr>
             <w:r>
-              <w:t xml:space="preserve">Network admin co-optation (rejection)</w:t>
-            </w:r>
-          </w:p>
-        </w:tc>
-        <w:tc>
-          <w:tcPr/>
-          <w:p>
-            <w:pPr>
-              <w:pStyle w:val="Compact"/>
-            </w:pPr>
-            <w:r>
-              <w:t xml:space="preserve">✅ with rationale</w:t>
+              <w:t xml:space="preserve">Network admin co-optation (proposal)</w:t>
+            </w:r>
+          </w:p>
+        </w:tc>
+        <w:tc>
+          <w:tcPr/>
+          <w:p>
+            <w:pPr>
+              <w:pStyle w:val="Compact"/>
+            </w:pPr>
+            <w:r>
+              <w:t xml:space="preserve">—</w:t>
             </w:r>
           </w:p>
         </w:tc>
@@ -17389,18 +17752,18 @@
               <w:pStyle w:val="Compact"/>
             </w:pPr>
             <w:r>
-              <w:t xml:space="preserve">Collective removal of network admin</w:t>
-            </w:r>
-          </w:p>
-        </w:tc>
-        <w:tc>
-          <w:tcPr/>
-          <w:p>
-            <w:pPr>
-              <w:pStyle w:val="Compact"/>
-            </w:pPr>
-            <w:r>
-              <w:t xml:space="preserve">✅</w:t>
+              <w:t xml:space="preserve">Network admin co-optation (success)</w:t>
+            </w:r>
+          </w:p>
+        </w:tc>
+        <w:tc>
+          <w:tcPr/>
+          <w:p>
+            <w:pPr>
+              <w:pStyle w:val="Compact"/>
+            </w:pPr>
+            <w:r>
+              <w:t xml:space="preserve">✅ welcome</w:t>
             </w:r>
           </w:p>
         </w:tc>
@@ -17422,7 +17785,7 @@
               <w:pStyle w:val="Compact"/>
             </w:pPr>
             <w:r>
-              <w:t xml:space="preserve">✅</w:t>
+              <w:t xml:space="preserve">✅ recap</w:t>
             </w:r>
           </w:p>
         </w:tc>
@@ -17435,6 +17798,98 @@
               <w:pStyle w:val="Compact"/>
             </w:pPr>
             <w:r>
+              <w:t xml:space="preserve">Network admin co-optation (rejection)</w:t>
+            </w:r>
+          </w:p>
+        </w:tc>
+        <w:tc>
+          <w:tcPr/>
+          <w:p>
+            <w:pPr>
+              <w:pStyle w:val="Compact"/>
+            </w:pPr>
+            <w:r>
+              <w:t xml:space="preserve">✅ with rationale</w:t>
+            </w:r>
+          </w:p>
+        </w:tc>
+        <w:tc>
+          <w:tcPr/>
+          <w:p>
+            <w:pPr>
+              <w:pStyle w:val="Compact"/>
+            </w:pPr>
+            <w:r>
+              <w:t xml:space="preserve">—</w:t>
+            </w:r>
+          </w:p>
+        </w:tc>
+        <w:tc>
+          <w:tcPr/>
+          <w:p>
+            <w:pPr>
+              <w:pStyle w:val="Compact"/>
+            </w:pPr>
+            <w:r>
+              <w:t xml:space="preserve">✅</w:t>
+            </w:r>
+          </w:p>
+        </w:tc>
+      </w:tr>
+      <w:tr>
+        <w:tc>
+          <w:tcPr/>
+          <w:p>
+            <w:pPr>
+              <w:pStyle w:val="Compact"/>
+            </w:pPr>
+            <w:r>
+              <w:t xml:space="preserve">Collective removal of network admin</w:t>
+            </w:r>
+          </w:p>
+        </w:tc>
+        <w:tc>
+          <w:tcPr/>
+          <w:p>
+            <w:pPr>
+              <w:pStyle w:val="Compact"/>
+            </w:pPr>
+            <w:r>
+              <w:t xml:space="preserve">✅</w:t>
+            </w:r>
+          </w:p>
+        </w:tc>
+        <w:tc>
+          <w:tcPr/>
+          <w:p>
+            <w:pPr>
+              <w:pStyle w:val="Compact"/>
+            </w:pPr>
+            <w:r>
+              <w:t xml:space="preserve">—</w:t>
+            </w:r>
+          </w:p>
+        </w:tc>
+        <w:tc>
+          <w:tcPr/>
+          <w:p>
+            <w:pPr>
+              <w:pStyle w:val="Compact"/>
+            </w:pPr>
+            <w:r>
+              <w:t xml:space="preserve">✅</w:t>
+            </w:r>
+          </w:p>
+        </w:tc>
+      </w:tr>
+      <w:tr>
+        <w:tc>
+          <w:tcPr/>
+          <w:p>
+            <w:pPr>
+              <w:pStyle w:val="Compact"/>
+            </w:pPr>
+            <w:r>
               <w:t xml:space="preserve">Cross-library intervention</w:t>
             </w:r>
           </w:p>
@@ -17474,6 +17929,79 @@
         </w:tc>
       </w:tr>
     </w:tbl>
+    <w:p>
+      <w:pPr>
+        <w:pStyle w:val="BodyText"/>
+      </w:pPr>
+      <w:r>
+        <w:t xml:space="preserve">Two clarifications on the invitation circuit’s emails:</w:t>
+      </w:r>
+    </w:p>
+    <w:p>
+      <w:pPr>
+        <w:pStyle w:val="Compact"/>
+        <w:numPr>
+          <w:ilvl w:val="0"/>
+          <w:numId w:val="1061"/>
+        </w:numPr>
+      </w:pPr>
+      <w:r>
+        <w:rPr>
+          <w:b/>
+          <w:bCs/>
+        </w:rPr>
+        <w:t xml:space="preserve">Welcoming someone and entrusting them with coordination are not the same act</w:t>
+      </w:r>
+      <w:r>
+        <w:t xml:space="preserve">: the emails of a coordination proposal have their own wording, distinct from the welcome’s.</w:t>
+      </w:r>
+    </w:p>
+    <w:p>
+      <w:pPr>
+        <w:pStyle w:val="Compact"/>
+        <w:numPr>
+          <w:ilvl w:val="0"/>
+          <w:numId w:val="1061"/>
+        </w:numPr>
+      </w:pPr>
+      <w:r>
+        <w:rPr>
+          <w:b/>
+          <w:bCs/>
+        </w:rPr>
+        <w:t xml:space="preserve">A collegial jump says its name</w:t>
+      </w:r>
+      <w:r>
+        <w:t xml:space="preserve">: when a coordination proposal targets a person who is not yet a team member (</w:t>
+      </w:r>
+      <w:r>
+        <w:rPr>
+          <w:rStyle w:val="VerbatimChar"/>
+        </w:rPr>
+        <w:t xml:space="preserve">reader</w:t>
+      </w:r>
+      <w:r>
+        <w:t xml:space="preserve"> </w:t>
+      </w:r>
+      <w:r>
+        <w:t xml:space="preserve">→</w:t>
+      </w:r>
+      <w:r>
+        <w:t xml:space="preserve"> </w:t>
+      </w:r>
+      <w:r>
+        <w:rPr>
+          <w:rStyle w:val="VerbatimChar"/>
+        </w:rPr>
+        <w:t xml:space="preserve">coordenador</w:t>
+      </w:r>
+      <w:r>
+        <w:t xml:space="preserve"> </w:t>
+      </w:r>
+      <w:r>
+        <w:t xml:space="preserve">jump, §5.3), the proposal and acceptance emails use dedicated intros that state it explicitly — endorsement and acceptance both happen in full knowledge.</w:t>
+      </w:r>
+    </w:p>
     <w:bookmarkEnd w:id="149"/>
     <w:bookmarkStart w:id="150" w:name="the-tone-of-the-emails"/>
     <w:p>
@@ -17623,7 +18151,7 @@
         <w:pStyle w:val="Compact"/>
         <w:numPr>
           <w:ilvl w:val="0"/>
-          <w:numId w:val="1061"/>
+          <w:numId w:val="1062"/>
         </w:numPr>
       </w:pPr>
       <w:r>
@@ -17661,7 +18189,7 @@
         <w:pStyle w:val="Compact"/>
         <w:numPr>
           <w:ilvl w:val="0"/>
-          <w:numId w:val="1061"/>
+          <w:numId w:val="1062"/>
         </w:numPr>
       </w:pPr>
       <w:r>
@@ -17722,7 +18250,7 @@
         <w:pStyle w:val="Compact"/>
         <w:numPr>
           <w:ilvl w:val="0"/>
-          <w:numId w:val="1062"/>
+          <w:numId w:val="1063"/>
         </w:numPr>
       </w:pPr>
       <w:r>
@@ -17744,7 +18272,7 @@
         <w:pStyle w:val="Compact"/>
         <w:numPr>
           <w:ilvl w:val="0"/>
-          <w:numId w:val="1062"/>
+          <w:numId w:val="1063"/>
         </w:numPr>
       </w:pPr>
       <w:r>
@@ -18216,7 +18744,7 @@
         <w:pStyle w:val="Compact"/>
         <w:numPr>
           <w:ilvl w:val="0"/>
-          <w:numId w:val="1063"/>
+          <w:numId w:val="1064"/>
         </w:numPr>
       </w:pPr>
       <w:r>
@@ -18253,7 +18781,7 @@
         <w:pStyle w:val="Compact"/>
         <w:numPr>
           <w:ilvl w:val="0"/>
-          <w:numId w:val="1063"/>
+          <w:numId w:val="1064"/>
         </w:numPr>
       </w:pPr>
       <w:r>
@@ -18280,7 +18808,7 @@
         <w:pStyle w:val="Compact"/>
         <w:numPr>
           <w:ilvl w:val="0"/>
-          <w:numId w:val="1063"/>
+          <w:numId w:val="1064"/>
         </w:numPr>
       </w:pPr>
       <w:r>
@@ -18315,15 +18843,9 @@
       <w:r>
         <w:t xml:space="preserve">.</w:t>
       </w:r>
-    </w:p>
-    <w:p>
-      <w:pPr>
-        <w:pStyle w:val="Compact"/>
-        <w:numPr>
-          <w:ilvl w:val="0"/>
-          <w:numId w:val="1063"/>
-        </w:numPr>
-      </w:pPr>
+      <w:r>
+        <w:t xml:space="preserve"> </w:t>
+      </w:r>
       <w:r>
         <w:t xml:space="preserve">“Reason”</w:t>
       </w:r>
@@ -18343,19 +18865,76 @@
         <w:t xml:space="preserve"> </w:t>
       </w:r>
       <w:r>
-        <w:t xml:space="preserve">(doctrine 1, strict requirement).</w:t>
-      </w:r>
-    </w:p>
-    <w:p>
-      <w:pPr>
-        <w:pStyle w:val="Compact"/>
-        <w:numPr>
-          <w:ilvl w:val="0"/>
-          <w:numId w:val="1063"/>
-        </w:numPr>
-      </w:pPr>
-      <w:r>
-        <w:t xml:space="preserve">Confirms.</w:t>
+        <w:t xml:space="preserve">(doctrine 1, strict requirement). Confirms: the</w:t>
+      </w:r>
+      <w:r>
+        <w:t xml:space="preserve"> </w:t>
+      </w:r>
+      <w:r>
+        <w:rPr>
+          <w:b/>
+          <w:bCs/>
+        </w:rPr>
+        <w:t xml:space="preserve">proposal</w:t>
+      </w:r>
+      <w:r>
+        <w:t xml:space="preserve"> </w:t>
+      </w:r>
+      <w:r>
+        <w:t xml:space="preserve">is filed.</w:t>
+      </w:r>
+    </w:p>
+    <w:p>
+      <w:pPr>
+        <w:pStyle w:val="Compact"/>
+        <w:numPr>
+          <w:ilvl w:val="0"/>
+          <w:numId w:val="1064"/>
+        </w:numPr>
+      </w:pPr>
+      <w:r>
+        <w:t xml:space="preserve">Lucy (another coordinator) receives the endorsement email and</w:t>
+      </w:r>
+      <w:r>
+        <w:t xml:space="preserve"> </w:t>
+      </w:r>
+      <w:r>
+        <w:rPr>
+          <w:b/>
+          <w:bCs/>
+        </w:rPr>
+        <w:t xml:space="preserve">ratifies</w:t>
+      </w:r>
+      <w:r>
+        <w:t xml:space="preserve"> </w:t>
+      </w:r>
+      <w:r>
+        <w:t xml:space="preserve">the proposal — a second look, not a formality.</w:t>
+      </w:r>
+    </w:p>
+    <w:p>
+      <w:pPr>
+        <w:pStyle w:val="Compact"/>
+        <w:numPr>
+          <w:ilvl w:val="0"/>
+          <w:numId w:val="1064"/>
+        </w:numPr>
+      </w:pPr>
+      <w:r>
+        <w:t xml:space="preserve">Voltairine receives an email: an invitation to join the team awaits in their account. They</w:t>
+      </w:r>
+      <w:r>
+        <w:t xml:space="preserve"> </w:t>
+      </w:r>
+      <w:r>
+        <w:rPr>
+          <w:b/>
+          <w:bCs/>
+        </w:rPr>
+        <w:t xml:space="preserve">accept</w:t>
+      </w:r>
+      <w:r>
+        <w:t xml:space="preserve">.</w:t>
       </w:r>
     </w:p>
     <w:p>
@@ -18367,48 +18946,69 @@
           <w:b/>
           <w:bCs/>
         </w:rPr>
-        <w:t xml:space="preserve">Immediate effect.</w:t>
-      </w:r>
-    </w:p>
-    <w:p>
-      <w:pPr>
-        <w:pStyle w:val="Compact"/>
-        <w:numPr>
-          <w:ilvl w:val="0"/>
-          <w:numId w:val="1064"/>
-        </w:numPr>
-      </w:pPr>
-      <w:r>
-        <w:t xml:space="preserve">Voltairine receives an email:</w:t>
-      </w:r>
-      <w:r>
-        <w:t xml:space="preserve"> </w:t>
-      </w:r>
-      <w:r>
-        <w:t xml:space="preserve">“Hi Voltairine, you have been appointed librarian at BLMF by Emma G. following:”</w:t>
-      </w:r>
-      <w:r>
-        <w:t xml:space="preserve">GA decision of 04/05”. Your new permissions are active. Welcome to the team.”</w:t>
-      </w:r>
-    </w:p>
-    <w:p>
-      <w:pPr>
-        <w:pStyle w:val="Compact"/>
-        <w:numPr>
-          <w:ilvl w:val="0"/>
-          <w:numId w:val="1064"/>
-        </w:numPr>
-      </w:pPr>
-      <w:r>
-        <w:t xml:space="preserve">The other active coordinators at BLMF (Lucy and Piotr) receive an informational email.</w:t>
-      </w:r>
-    </w:p>
-    <w:p>
-      <w:pPr>
-        <w:pStyle w:val="Compact"/>
-        <w:numPr>
-          <w:ilvl w:val="0"/>
-          <w:numId w:val="1064"/>
+        <w:t xml:space="preserve">Effect upon acceptance.</w:t>
+      </w:r>
+    </w:p>
+    <w:p>
+      <w:pPr>
+        <w:pStyle w:val="Compact"/>
+        <w:numPr>
+          <w:ilvl w:val="0"/>
+          <w:numId w:val="1065"/>
+        </w:numPr>
+      </w:pPr>
+      <w:r>
+        <w:t xml:space="preserve">Voltairine’s</w:t>
+      </w:r>
+      <w:r>
+        <w:t xml:space="preserve"> </w:t>
+      </w:r>
+      <w:r>
+        <w:rPr>
+          <w:rStyle w:val="VerbatimChar"/>
+        </w:rPr>
+        <w:t xml:space="preserve">librarian</w:t>
+      </w:r>
+      <w:r>
+        <w:t xml:space="preserve"> </w:t>
+      </w:r>
+      <w:r>
+        <w:t xml:space="preserve">line becomes active; their</w:t>
+      </w:r>
+      <w:r>
+        <w:t xml:space="preserve"> </w:t>
+      </w:r>
+      <w:r>
+        <w:rPr>
+          <w:rStyle w:val="VerbatimChar"/>
+        </w:rPr>
+        <w:t xml:space="preserve">reader</w:t>
+      </w:r>
+      <w:r>
+        <w:t xml:space="preserve"> </w:t>
+      </w:r>
+      <w:r>
+        <w:t xml:space="preserve">line closes (exclusive role, §5.6).</w:t>
+      </w:r>
+    </w:p>
+    <w:p>
+      <w:pPr>
+        <w:pStyle w:val="Compact"/>
+        <w:numPr>
+          <w:ilvl w:val="0"/>
+          <w:numId w:val="1065"/>
+        </w:numPr>
+      </w:pPr>
+      <w:r>
+        <w:t xml:space="preserve">Voltairine receives a welcome email; the active coordinators at BLMF (Emma, Lucy, Piotr) receive an informational email.</w:t>
+      </w:r>
+    </w:p>
+    <w:p>
+      <w:pPr>
+        <w:pStyle w:val="Compact"/>
+        <w:numPr>
+          <w:ilvl w:val="0"/>
+          <w:numId w:val="1065"/>
         </w:numPr>
       </w:pPr>
       <w:r>
@@ -18421,7 +19021,53 @@
         <w:rPr>
           <w:rStyle w:val="VerbatimChar"/>
         </w:rPr>
-        <w:t xml:space="preserve">2026-05-05 14:30 — Emma G. promoted Voltairine d.C. to librarian (reason: GA decision of 04/05)</w:t>
+        <w:t xml:space="preserve">promoted_to_librarian</w:t>
+      </w:r>
+      <w:r>
+        <w:t xml:space="preserve">, with the proposal, the endorsement and the acceptance all traceable.</w:t>
+      </w:r>
+    </w:p>
+    <w:p>
+      <w:pPr>
+        <w:pStyle w:val="FirstParagraph"/>
+      </w:pPr>
+      <w:r>
+        <w:rPr>
+          <w:b/>
+          <w:bCs/>
+        </w:rPr>
+        <w:t xml:space="preserve">Commentary.</w:t>
+      </w:r>
+    </w:p>
+    <w:p>
+      <w:pPr>
+        <w:pStyle w:val="BodyText"/>
+      </w:pPr>
+      <w:r>
+        <w:t xml:space="preserve">The simplest case. The ILS cleanly executes the collective’s decision, in three steps: Emma proposes, Lucy endorses, Voltairine accepts. Nobody decided anything alone — and Voltairine only joins the team because they</w:t>
+      </w:r>
+      <w:r>
+        <w:t xml:space="preserve"> </w:t>
+      </w:r>
+      <w:r>
+        <w:rPr>
+          <w:b/>
+          <w:bCs/>
+        </w:rPr>
+        <w:t xml:space="preserve">said so</w:t>
+      </w:r>
+      <w:r>
+        <w:t xml:space="preserve">, in the software as at the GA</w:t>
+      </w:r>
+      <w:r>
+        <w:t xml:space="preserve"> </w:t>
+      </w:r>
+      <w:r>
+        <w:rPr>
+          <w:i/>
+          <w:iCs/>
+        </w:rPr>
+        <w:t xml:space="preserve">(overhaul of 01/09/2026: before that date, promotion was direct and immediate)</w:t>
       </w:r>
       <w:r>
         <w:t xml:space="preserve">.</w:t>
@@ -18429,29 +19075,9 @@
     </w:p>
     <w:p>
       <w:pPr>
-        <w:pStyle w:val="FirstParagraph"/>
-      </w:pPr>
-      <w:r>
-        <w:rPr>
-          <w:b/>
-          <w:bCs/>
-        </w:rPr>
-        <w:t xml:space="preserve">Commentary.</w:t>
-      </w:r>
-    </w:p>
-    <w:p>
-      <w:pPr>
         <w:pStyle w:val="BodyText"/>
       </w:pPr>
       <w:r>
-        <w:t xml:space="preserve">The simplest case. The ILS cleanly executes the collective’s decision. Emma made no political decision — they clicked to execute what was decided outside the software.</w:t>
-      </w:r>
-    </w:p>
-    <w:p>
-      <w:pPr>
-        <w:pStyle w:val="BodyText"/>
-      </w:pPr>
-      <w:r>
         <w:rPr>
           <w:b/>
           <w:bCs/>
@@ -18462,7 +19088,7 @@
         <w:t xml:space="preserve"> </w:t>
       </w:r>
       <w:r>
-        <w:t xml:space="preserve">verify that the GA actually took place, that the decision was actually made, that Voltairine actually agreed. These things are</w:t>
+        <w:t xml:space="preserve">verify that the GA actually took place, nor that the decision was actually made. These things remain</w:t>
       </w:r>
       <w:r>
         <w:t xml:space="preserve"> </w:t>
@@ -18475,7 +19101,7 @@
         <w:t xml:space="preserve">outside the software</w:t>
       </w:r>
       <w:r>
-        <w:t xml:space="preserve">. If Emma had lied about the GA, the ILS would have noticed nothing. The political culture of BLMF is what prevents that lie (and the log makes it traceable after the fact).</w:t>
+        <w:t xml:space="preserve">. If Emma had lied about the GA, Lucy would have had to endorse the lie and Voltairine to accept it — the circuit makes fraud costly, it does not make political culture unnecessary.</w:t>
       </w:r>
     </w:p>
     <w:bookmarkEnd w:id="157"/>
@@ -18535,7 +19161,7 @@
         <w:pStyle w:val="Compact"/>
         <w:numPr>
           <w:ilvl w:val="0"/>
-          <w:numId w:val="1065"/>
+          <w:numId w:val="1066"/>
         </w:numPr>
       </w:pPr>
       <w:r>
@@ -18572,7 +19198,7 @@
         <w:pStyle w:val="Compact"/>
         <w:numPr>
           <w:ilvl w:val="0"/>
-          <w:numId w:val="1065"/>
+          <w:numId w:val="1066"/>
         </w:numPr>
       </w:pPr>
       <w:r>
@@ -18609,7 +19235,7 @@
         <w:pStyle w:val="Compact"/>
         <w:numPr>
           <w:ilvl w:val="0"/>
-          <w:numId w:val="1065"/>
+          <w:numId w:val="1066"/>
         </w:numPr>
       </w:pPr>
       <w:r>
@@ -18630,7 +19256,7 @@
         <w:pStyle w:val="Compact"/>
         <w:numPr>
           <w:ilvl w:val="0"/>
-          <w:numId w:val="1065"/>
+          <w:numId w:val="1066"/>
         </w:numPr>
       </w:pPr>
       <w:r>
@@ -18642,7 +19268,7 @@
         <w:pStyle w:val="Compact"/>
         <w:numPr>
           <w:ilvl w:val="0"/>
-          <w:numId w:val="1065"/>
+          <w:numId w:val="1066"/>
         </w:numPr>
       </w:pPr>
       <w:r>
@@ -18675,7 +19301,7 @@
         <w:pStyle w:val="Compact"/>
         <w:numPr>
           <w:ilvl w:val="0"/>
-          <w:numId w:val="1066"/>
+          <w:numId w:val="1067"/>
         </w:numPr>
       </w:pPr>
       <w:r>
@@ -18703,18 +19329,21 @@
         <w:rPr>
           <w:rStyle w:val="VerbatimChar"/>
         </w:rPr>
-        <w:t xml:space="preserve">inactive</w:t>
-      </w:r>
-      <w:r>
-        <w:t xml:space="preserve">.</w:t>
-      </w:r>
-    </w:p>
-    <w:p>
-      <w:pPr>
-        <w:pStyle w:val="Compact"/>
-        <w:numPr>
-          <w:ilvl w:val="0"/>
-          <w:numId w:val="1066"/>
+        <w:t xml:space="preserve">vacated</w:t>
+      </w:r>
+      <w:r>
+        <w:t xml:space="preserve"> </w:t>
+      </w:r>
+      <w:r>
+        <w:t xml:space="preserve">(role left voluntarily).</w:t>
+      </w:r>
+    </w:p>
+    <w:p>
+      <w:pPr>
+        <w:pStyle w:val="Compact"/>
+        <w:numPr>
+          <w:ilvl w:val="0"/>
+          <w:numId w:val="1067"/>
         </w:numPr>
       </w:pPr>
       <w:r>
@@ -18733,27 +19362,15 @@
         <w:t xml:space="preserve"> </w:t>
       </w:r>
       <w:r>
-        <w:t xml:space="preserve">membership (which existed in parallel) remains</w:t>
-      </w:r>
-      <w:r>
-        <w:t xml:space="preserve"> </w:t>
-      </w:r>
-      <w:r>
-        <w:rPr>
-          <w:rStyle w:val="VerbatimChar"/>
-        </w:rPr>
-        <w:t xml:space="preserve">active</w:t>
-      </w:r>
-      <w:r>
-        <w:t xml:space="preserve">.</w:t>
-      </w:r>
-    </w:p>
-    <w:p>
-      <w:pPr>
-        <w:pStyle w:val="Compact"/>
-        <w:numPr>
-          <w:ilvl w:val="0"/>
-          <w:numId w:val="1066"/>
+        <w:t xml:space="preserve">line — closed when they were promoted to coordination (exclusive role, §5.6) — is reactivated.</w:t>
+      </w:r>
+    </w:p>
+    <w:p>
+      <w:pPr>
+        <w:pStyle w:val="Compact"/>
+        <w:numPr>
+          <w:ilvl w:val="0"/>
+          <w:numId w:val="1067"/>
         </w:numPr>
       </w:pPr>
       <w:r>
@@ -18771,7 +19388,7 @@
         <w:pStyle w:val="Compact"/>
         <w:numPr>
           <w:ilvl w:val="0"/>
-          <w:numId w:val="1066"/>
+          <w:numId w:val="1067"/>
         </w:numPr>
       </w:pPr>
       <w:r>
@@ -18789,7 +19406,7 @@
         <w:pStyle w:val="Compact"/>
         <w:numPr>
           <w:ilvl w:val="0"/>
-          <w:numId w:val="1066"/>
+          <w:numId w:val="1067"/>
         </w:numPr>
       </w:pPr>
       <w:r>
@@ -18888,7 +19505,7 @@
         <w:pStyle w:val="Compact"/>
         <w:numPr>
           <w:ilvl w:val="0"/>
-          <w:numId w:val="1067"/>
+          <w:numId w:val="1068"/>
         </w:numPr>
       </w:pPr>
       <w:r>
@@ -18925,7 +19542,7 @@
         <w:pStyle w:val="Compact"/>
         <w:numPr>
           <w:ilvl w:val="0"/>
-          <w:numId w:val="1067"/>
+          <w:numId w:val="1068"/>
         </w:numPr>
       </w:pPr>
       <w:r>
@@ -18950,7 +19567,7 @@
         <w:pStyle w:val="Compact"/>
         <w:numPr>
           <w:ilvl w:val="0"/>
-          <w:numId w:val="1067"/>
+          <w:numId w:val="1068"/>
         </w:numPr>
       </w:pPr>
       <w:r>
@@ -18962,7 +19579,7 @@
         <w:pStyle w:val="Compact"/>
         <w:numPr>
           <w:ilvl w:val="0"/>
-          <w:numId w:val="1067"/>
+          <w:numId w:val="1068"/>
         </w:numPr>
       </w:pPr>
       <w:r>
@@ -18980,7 +19597,7 @@
         <w:pStyle w:val="Compact"/>
         <w:numPr>
           <w:ilvl w:val="0"/>
-          <w:numId w:val="1067"/>
+          <w:numId w:val="1068"/>
         </w:numPr>
       </w:pPr>
       <w:r>
@@ -19010,7 +19627,7 @@
         <w:pStyle w:val="Compact"/>
         <w:numPr>
           <w:ilvl w:val="0"/>
-          <w:numId w:val="1068"/>
+          <w:numId w:val="1069"/>
         </w:numPr>
       </w:pPr>
       <w:r>
@@ -19046,7 +19663,7 @@
         <w:pStyle w:val="Compact"/>
         <w:numPr>
           <w:ilvl w:val="0"/>
-          <w:numId w:val="1068"/>
+          <w:numId w:val="1069"/>
         </w:numPr>
       </w:pPr>
       <w:r>
@@ -19068,7 +19685,7 @@
         <w:pStyle w:val="Compact"/>
         <w:numPr>
           <w:ilvl w:val="0"/>
-          <w:numId w:val="1068"/>
+          <w:numId w:val="1069"/>
         </w:numPr>
       </w:pPr>
       <w:r>
@@ -19095,7 +19712,7 @@
         <w:pStyle w:val="Compact"/>
         <w:numPr>
           <w:ilvl w:val="0"/>
-          <w:numId w:val="1068"/>
+          <w:numId w:val="1069"/>
         </w:numPr>
       </w:pPr>
       <w:r>
@@ -19107,7 +19724,7 @@
         <w:pStyle w:val="Compact"/>
         <w:numPr>
           <w:ilvl w:val="0"/>
-          <w:numId w:val="1068"/>
+          <w:numId w:val="1069"/>
         </w:numPr>
       </w:pPr>
       <w:r>
@@ -19143,7 +19760,7 @@
         <w:pStyle w:val="Compact"/>
         <w:numPr>
           <w:ilvl w:val="0"/>
-          <w:numId w:val="1069"/>
+          <w:numId w:val="1070"/>
         </w:numPr>
       </w:pPr>
       <w:r>
@@ -19155,7 +19772,7 @@
         <w:pStyle w:val="Compact"/>
         <w:numPr>
           <w:ilvl w:val="0"/>
-          <w:numId w:val="1069"/>
+          <w:numId w:val="1070"/>
         </w:numPr>
       </w:pPr>
       <w:r>
@@ -19167,7 +19784,7 @@
         <w:pStyle w:val="Compact"/>
         <w:numPr>
           <w:ilvl w:val="0"/>
-          <w:numId w:val="1069"/>
+          <w:numId w:val="1070"/>
         </w:numPr>
       </w:pPr>
       <w:r>
@@ -19179,7 +19796,7 @@
         <w:pStyle w:val="Compact"/>
         <w:numPr>
           <w:ilvl w:val="0"/>
-          <w:numId w:val="1069"/>
+          <w:numId w:val="1070"/>
         </w:numPr>
       </w:pPr>
       <w:r>
@@ -19214,7 +19831,58 @@
         <w:rPr>
           <w:rStyle w:val="VerbatimChar"/>
         </w:rPr>
-        <w:t xml:space="preserve">inactive</w:t>
+        <w:t xml:space="preserve">removed</w:t>
+      </w:r>
+      <w:r>
+        <w:t xml:space="preserve">; their</w:t>
+      </w:r>
+      <w:r>
+        <w:t xml:space="preserve"> </w:t>
+      </w:r>
+      <w:r>
+        <w:rPr>
+          <w:rStyle w:val="VerbatimChar"/>
+        </w:rPr>
+        <w:t xml:space="preserve">reader</w:t>
+      </w:r>
+      <w:r>
+        <w:t xml:space="preserve"> </w:t>
+      </w:r>
+      <w:r>
+        <w:t xml:space="preserve">line is reactivated (they leave the team, not the library).</w:t>
+      </w:r>
+    </w:p>
+    <w:p>
+      <w:pPr>
+        <w:pStyle w:val="Compact"/>
+        <w:numPr>
+          <w:ilvl w:val="0"/>
+          <w:numId w:val="1070"/>
+        </w:numPr>
+      </w:pPr>
+      <w:r>
+        <w:t xml:space="preserve">Final email to Karl and to the coordination.</w:t>
+      </w:r>
+    </w:p>
+    <w:p>
+      <w:pPr>
+        <w:pStyle w:val="Compact"/>
+        <w:numPr>
+          <w:ilvl w:val="0"/>
+          <w:numId w:val="1070"/>
+        </w:numPr>
+      </w:pPr>
+      <w:r>
+        <w:t xml:space="preserve">Audit log:</w:t>
+      </w:r>
+      <w:r>
+        <w:t xml:space="preserve"> </w:t>
+      </w:r>
+      <w:r>
+        <w:rPr>
+          <w:rStyle w:val="VerbatimChar"/>
+        </w:rPr>
+        <w:t xml:space="preserve">2026-05-12 — automatic switch to removed (reason: pending_removal expired, cron) — actor: NULL</w:t>
       </w:r>
       <w:r>
         <w:t xml:space="preserve">.</w:t>
@@ -19222,35 +19890,51 @@
     </w:p>
     <w:p>
       <w:pPr>
-        <w:pStyle w:val="Compact"/>
-        <w:numPr>
-          <w:ilvl w:val="0"/>
-          <w:numId w:val="1069"/>
-        </w:numPr>
-      </w:pPr>
-      <w:r>
-        <w:t xml:space="preserve">Final email to Karl and to the coordination.</w:t>
-      </w:r>
-    </w:p>
-    <w:p>
-      <w:pPr>
-        <w:pStyle w:val="Compact"/>
-        <w:numPr>
-          <w:ilvl w:val="0"/>
-          <w:numId w:val="1069"/>
-        </w:numPr>
-      </w:pPr>
-      <w:r>
-        <w:t xml:space="preserve">Audit log:</w:t>
-      </w:r>
-      <w:r>
-        <w:t xml:space="preserve"> </w:t>
-      </w:r>
-      <w:r>
-        <w:rPr>
-          <w:rStyle w:val="VerbatimChar"/>
-        </w:rPr>
-        <w:t xml:space="preserve">2026-05-12 — automatic switch to inactive (reason: pending_removal expired, cron) — actor: NULL</w:t>
+        <w:pStyle w:val="FirstParagraph"/>
+      </w:pPr>
+      <w:r>
+        <w:rPr>
+          <w:b/>
+          <w:bCs/>
+        </w:rPr>
+        <w:t xml:space="preserve">Commentary.</w:t>
+      </w:r>
+    </w:p>
+    <w:p>
+      <w:pPr>
+        <w:pStyle w:val="BodyText"/>
+      </w:pPr>
+      <w:r>
+        <w:t xml:space="preserve">This is the case of collective exclusion. Three political points to note:</w:t>
+      </w:r>
+    </w:p>
+    <w:p>
+      <w:pPr>
+        <w:pStyle w:val="Compact"/>
+        <w:numPr>
+          <w:ilvl w:val="0"/>
+          <w:numId w:val="1071"/>
+        </w:numPr>
+      </w:pPr>
+      <w:r>
+        <w:rPr>
+          <w:b/>
+          <w:bCs/>
+        </w:rPr>
+        <w:t xml:space="preserve">The lapse period functioned as a possible safeguard</w:t>
+      </w:r>
+      <w:r>
+        <w:t xml:space="preserve">, without being used. Lucy and Emma could have cancelled; they did not. The fact that no one cancelled is itself an</w:t>
+      </w:r>
+      <w:r>
+        <w:t xml:space="preserve"> </w:t>
+      </w:r>
+      <w:r>
+        <w:rPr>
+          <w:b/>
+          <w:bCs/>
+        </w:rPr>
+        <w:t xml:space="preserve">implicit deliberation</w:t>
       </w:r>
       <w:r>
         <w:t xml:space="preserve">.</w:t>
@@ -19258,62 +19942,10 @@
     </w:p>
     <w:p>
       <w:pPr>
-        <w:pStyle w:val="FirstParagraph"/>
-      </w:pPr>
-      <w:r>
-        <w:rPr>
-          <w:b/>
-          <w:bCs/>
-        </w:rPr>
-        <w:t xml:space="preserve">Commentary.</w:t>
-      </w:r>
-    </w:p>
-    <w:p>
-      <w:pPr>
-        <w:pStyle w:val="BodyText"/>
-      </w:pPr>
-      <w:r>
-        <w:t xml:space="preserve">This is the case of collective exclusion. Three political points to note:</w:t>
-      </w:r>
-    </w:p>
-    <w:p>
-      <w:pPr>
-        <w:pStyle w:val="Compact"/>
-        <w:numPr>
-          <w:ilvl w:val="0"/>
-          <w:numId w:val="1070"/>
-        </w:numPr>
-      </w:pPr>
-      <w:r>
-        <w:rPr>
-          <w:b/>
-          <w:bCs/>
-        </w:rPr>
-        <w:t xml:space="preserve">The lapse period functioned as a possible safeguard</w:t>
-      </w:r>
-      <w:r>
-        <w:t xml:space="preserve">, without being used. Lucy and Emma could have cancelled; they did not. The fact that no one cancelled is itself an</w:t>
-      </w:r>
-      <w:r>
-        <w:t xml:space="preserve"> </w:t>
-      </w:r>
-      <w:r>
-        <w:rPr>
-          <w:b/>
-          <w:bCs/>
-        </w:rPr>
-        <w:t xml:space="preserve">implicit deliberation</w:t>
-      </w:r>
-      <w:r>
-        <w:t xml:space="preserve">.</w:t>
-      </w:r>
-    </w:p>
-    <w:p>
-      <w:pPr>
-        <w:pStyle w:val="Compact"/>
-        <w:numPr>
-          <w:ilvl w:val="0"/>
-          <w:numId w:val="1070"/>
+        <w:pStyle w:val="Compact"/>
+        <w:numPr>
+          <w:ilvl w:val="0"/>
+          <w:numId w:val="1071"/>
         </w:numPr>
       </w:pPr>
       <w:r>
@@ -19335,7 +19967,7 @@
         <w:pStyle w:val="Compact"/>
         <w:numPr>
           <w:ilvl w:val="0"/>
-          <w:numId w:val="1070"/>
+          <w:numId w:val="1071"/>
         </w:numPr>
       </w:pPr>
       <w:r>
@@ -19436,7 +20068,7 @@
         <w:pStyle w:val="Compact"/>
         <w:numPr>
           <w:ilvl w:val="0"/>
-          <w:numId w:val="1071"/>
+          <w:numId w:val="1072"/>
         </w:numPr>
       </w:pPr>
       <w:r>
@@ -19473,7 +20105,7 @@
         <w:pStyle w:val="Compact"/>
         <w:numPr>
           <w:ilvl w:val="0"/>
-          <w:numId w:val="1071"/>
+          <w:numId w:val="1072"/>
         </w:numPr>
       </w:pPr>
       <w:r>
@@ -19498,7 +20130,7 @@
         <w:pStyle w:val="Compact"/>
         <w:numPr>
           <w:ilvl w:val="0"/>
-          <w:numId w:val="1071"/>
+          <w:numId w:val="1072"/>
         </w:numPr>
       </w:pPr>
       <w:r>
@@ -19526,7 +20158,7 @@
         <w:pStyle w:val="Compact"/>
         <w:numPr>
           <w:ilvl w:val="0"/>
-          <w:numId w:val="1071"/>
+          <w:numId w:val="1072"/>
         </w:numPr>
       </w:pPr>
       <w:r>
@@ -19544,7 +20176,7 @@
         <w:pStyle w:val="Compact"/>
         <w:numPr>
           <w:ilvl w:val="0"/>
-          <w:numId w:val="1071"/>
+          <w:numId w:val="1072"/>
         </w:numPr>
       </w:pPr>
       <w:r>
@@ -19568,7 +20200,7 @@
         <w:pStyle w:val="Compact"/>
         <w:numPr>
           <w:ilvl w:val="0"/>
-          <w:numId w:val="1072"/>
+          <w:numId w:val="1073"/>
         </w:numPr>
       </w:pPr>
       <w:r>
@@ -19592,7 +20224,7 @@
         <w:pStyle w:val="Compact"/>
         <w:numPr>
           <w:ilvl w:val="0"/>
-          <w:numId w:val="1072"/>
+          <w:numId w:val="1073"/>
         </w:numPr>
       </w:pPr>
       <w:r>
@@ -19614,7 +20246,7 @@
         <w:pStyle w:val="Compact"/>
         <w:numPr>
           <w:ilvl w:val="0"/>
-          <w:numId w:val="1072"/>
+          <w:numId w:val="1073"/>
         </w:numPr>
       </w:pPr>
       <w:r>
@@ -19645,7 +20277,7 @@
         <w:pStyle w:val="Compact"/>
         <w:numPr>
           <w:ilvl w:val="0"/>
-          <w:numId w:val="1072"/>
+          <w:numId w:val="1073"/>
         </w:numPr>
       </w:pPr>
       <w:r>
@@ -19657,7 +20289,7 @@
         <w:pStyle w:val="Compact"/>
         <w:numPr>
           <w:ilvl w:val="0"/>
-          <w:numId w:val="1072"/>
+          <w:numId w:val="1073"/>
         </w:numPr>
       </w:pPr>
       <w:r>
@@ -19693,7 +20325,7 @@
         <w:pStyle w:val="Compact"/>
         <w:numPr>
           <w:ilvl w:val="0"/>
-          <w:numId w:val="1073"/>
+          <w:numId w:val="1074"/>
         </w:numPr>
       </w:pPr>
       <w:r>
@@ -19712,7 +20344,7 @@
         <w:pStyle w:val="Compact"/>
         <w:numPr>
           <w:ilvl w:val="0"/>
-          <w:numId w:val="1073"/>
+          <w:numId w:val="1074"/>
         </w:numPr>
       </w:pPr>
       <w:r>
@@ -19731,7 +20363,7 @@
         <w:pStyle w:val="Compact"/>
         <w:numPr>
           <w:ilvl w:val="0"/>
-          <w:numId w:val="1073"/>
+          <w:numId w:val="1074"/>
         </w:numPr>
       </w:pPr>
       <w:r>
@@ -19750,7 +20382,7 @@
         <w:pStyle w:val="Compact"/>
         <w:numPr>
           <w:ilvl w:val="0"/>
-          <w:numId w:val="1073"/>
+          <w:numId w:val="1074"/>
         </w:numPr>
       </w:pPr>
       <w:r>
@@ -19769,7 +20401,7 @@
         <w:pStyle w:val="Compact"/>
         <w:numPr>
           <w:ilvl w:val="0"/>
-          <w:numId w:val="1073"/>
+          <w:numId w:val="1074"/>
         </w:numPr>
       </w:pPr>
       <w:r>
@@ -19896,7 +20528,7 @@
         <w:pStyle w:val="Compact"/>
         <w:numPr>
           <w:ilvl w:val="0"/>
-          <w:numId w:val="1074"/>
+          <w:numId w:val="1075"/>
         </w:numPr>
       </w:pPr>
       <w:r>
@@ -19946,7 +20578,7 @@
         <w:pStyle w:val="Compact"/>
         <w:numPr>
           <w:ilvl w:val="0"/>
-          <w:numId w:val="1074"/>
+          <w:numId w:val="1075"/>
         </w:numPr>
       </w:pPr>
       <w:r>
@@ -19993,7 +20625,7 @@
         <w:pStyle w:val="Compact"/>
         <w:numPr>
           <w:ilvl w:val="0"/>
-          <w:numId w:val="1074"/>
+          <w:numId w:val="1075"/>
         </w:numPr>
       </w:pPr>
       <w:r>
@@ -20023,7 +20655,7 @@
         <w:pStyle w:val="Compact"/>
         <w:numPr>
           <w:ilvl w:val="0"/>
-          <w:numId w:val="1075"/>
+          <w:numId w:val="1076"/>
         </w:numPr>
       </w:pPr>
       <w:r>
@@ -20051,7 +20683,7 @@
         <w:rPr>
           <w:rStyle w:val="VerbatimChar"/>
         </w:rPr>
-        <w:t xml:space="preserve">inactive</w:t>
+        <w:t xml:space="preserve">vacated</w:t>
       </w:r>
       <w:r>
         <w:t xml:space="preserve">.</w:t>
@@ -20062,7 +20694,7 @@
         <w:pStyle w:val="Compact"/>
         <w:numPr>
           <w:ilvl w:val="0"/>
-          <w:numId w:val="1075"/>
+          <w:numId w:val="1076"/>
         </w:numPr>
       </w:pPr>
       <w:r>
@@ -20074,7 +20706,7 @@
         <w:pStyle w:val="Compact"/>
         <w:numPr>
           <w:ilvl w:val="0"/>
-          <w:numId w:val="1075"/>
+          <w:numId w:val="1076"/>
         </w:numPr>
       </w:pPr>
       <w:r>
@@ -20101,7 +20733,7 @@
         <w:pStyle w:val="Compact"/>
         <w:numPr>
           <w:ilvl w:val="0"/>
-          <w:numId w:val="1075"/>
+          <w:numId w:val="1076"/>
         </w:numPr>
       </w:pPr>
       <w:r>
@@ -20126,7 +20758,7 @@
         <w:pStyle w:val="Compact"/>
         <w:numPr>
           <w:ilvl w:val="0"/>
-          <w:numId w:val="1075"/>
+          <w:numId w:val="1076"/>
         </w:numPr>
       </w:pPr>
       <w:r>
@@ -20162,7 +20794,7 @@
         <w:pStyle w:val="Compact"/>
         <w:numPr>
           <w:ilvl w:val="0"/>
-          <w:numId w:val="1076"/>
+          <w:numId w:val="1077"/>
         </w:numPr>
       </w:pPr>
       <w:r>
@@ -20189,7 +20821,7 @@
         <w:pStyle w:val="Compact"/>
         <w:numPr>
           <w:ilvl w:val="0"/>
-          <w:numId w:val="1076"/>
+          <w:numId w:val="1077"/>
         </w:numPr>
       </w:pPr>
       <w:r>
@@ -20201,11 +20833,65 @@
         <w:pStyle w:val="Compact"/>
         <w:numPr>
           <w:ilvl w:val="0"/>
-          <w:numId w:val="1076"/>
-        </w:numPr>
-      </w:pPr>
-      <w:r>
-        <w:t xml:space="preserve">16 May: Xavier (or another BLMF coordinator, of whom there are none left, so Xavier exercising their transversal right) co-opts Voltairine as coordinator.</w:t>
+          <w:numId w:val="1077"/>
+        </w:numPr>
+      </w:pPr>
+      <w:r>
+        <w:t xml:space="preserve">16 May: Xavier, exercising their transversal right (there is no BLMF coordinator left to do it),</w:t>
+      </w:r>
+      <w:r>
+        <w:t xml:space="preserve"> </w:t>
+      </w:r>
+      <w:r>
+        <w:rPr>
+          <w:b/>
+          <w:bCs/>
+        </w:rPr>
+        <w:t xml:space="preserve">files the coordination proposal</w:t>
+      </w:r>
+      <w:r>
+        <w:t xml:space="preserve"> </w:t>
+      </w:r>
+      <w:r>
+        <w:t xml:space="preserve">targeting Voltairine — an active librarian, so the T2 precondition is met. Friedrich</w:t>
+      </w:r>
+      <w:r>
+        <w:t xml:space="preserve"> </w:t>
+      </w:r>
+      <w:r>
+        <w:rPr>
+          <w:b/>
+          <w:bCs/>
+        </w:rPr>
+        <w:t xml:space="preserve">endorses</w:t>
+      </w:r>
+      <w:r>
+        <w:t xml:space="preserve">, Voltairine</w:t>
+      </w:r>
+      <w:r>
+        <w:t xml:space="preserve"> </w:t>
+      </w:r>
+      <w:r>
+        <w:rPr>
+          <w:b/>
+          <w:bCs/>
+        </w:rPr>
+        <w:t xml:space="preserve">accepts</w:t>
+      </w:r>
+      <w:r>
+        <w:t xml:space="preserve">: even on a network-admin recovery, the collegial circuit applies in full — Xavier cannot</w:t>
+      </w:r>
+      <w:r>
+        <w:t xml:space="preserve"> </w:t>
+      </w:r>
+      <w:r>
+        <w:t xml:space="preserve">“manufacture”</w:t>
+      </w:r>
+      <w:r>
+        <w:t xml:space="preserve"> </w:t>
+      </w:r>
+      <w:r>
+        <w:t xml:space="preserve">a coordinator alone.</w:t>
       </w:r>
       <w:r>
         <w:t xml:space="preserve"> </w:t>
@@ -20218,7 +20904,7 @@
         <w:t xml:space="preserve">Mandatory prior notice</w:t>
       </w:r>
       <w:r>
-        <w:t xml:space="preserve">: Xavier wrote to Friedrich and Voltairine 2 days earlier to announce the action. Once done, the action is recorded in</w:t>
+        <w:t xml:space="preserve">: Xavier wrote to Friedrich and Voltairine 2 days earlier to announce the filing. The action is recorded in</w:t>
       </w:r>
       <w:r>
         <w:t xml:space="preserve"> </w:t>
@@ -20393,7 +21079,7 @@
         <w:pStyle w:val="Compact"/>
         <w:numPr>
           <w:ilvl w:val="0"/>
-          <w:numId w:val="1077"/>
+          <w:numId w:val="1078"/>
         </w:numPr>
       </w:pPr>
       <w:r>
@@ -20430,7 +21116,7 @@
         <w:pStyle w:val="Compact"/>
         <w:numPr>
           <w:ilvl w:val="0"/>
-          <w:numId w:val="1077"/>
+          <w:numId w:val="1078"/>
         </w:numPr>
       </w:pPr>
       <w:r>
@@ -20442,7 +21128,7 @@
         <w:pStyle w:val="Compact"/>
         <w:numPr>
           <w:ilvl w:val="0"/>
-          <w:numId w:val="1077"/>
+          <w:numId w:val="1078"/>
         </w:numPr>
       </w:pPr>
       <w:r>
@@ -20460,7 +21146,7 @@
         <w:pStyle w:val="Compact"/>
         <w:numPr>
           <w:ilvl w:val="0"/>
-          <w:numId w:val="1077"/>
+          <w:numId w:val="1078"/>
         </w:numPr>
       </w:pPr>
       <w:r>
@@ -20484,7 +21170,7 @@
         <w:pStyle w:val="Compact"/>
         <w:numPr>
           <w:ilvl w:val="0"/>
-          <w:numId w:val="1078"/>
+          <w:numId w:val="1079"/>
         </w:numPr>
       </w:pPr>
       <w:r>
@@ -20520,7 +21206,7 @@
         <w:pStyle w:val="Compact"/>
         <w:numPr>
           <w:ilvl w:val="0"/>
-          <w:numId w:val="1078"/>
+          <w:numId w:val="1079"/>
         </w:numPr>
       </w:pPr>
       <w:r>
@@ -20547,7 +21233,7 @@
         <w:pStyle w:val="Compact"/>
         <w:numPr>
           <w:ilvl w:val="0"/>
-          <w:numId w:val="1078"/>
+          <w:numId w:val="1079"/>
         </w:numPr>
       </w:pPr>
       <w:r>
@@ -20571,7 +21257,7 @@
         <w:pStyle w:val="Compact"/>
         <w:numPr>
           <w:ilvl w:val="0"/>
-          <w:numId w:val="1079"/>
+          <w:numId w:val="1080"/>
         </w:numPr>
       </w:pPr>
       <w:r>
@@ -20611,7 +21297,7 @@
         <w:pStyle w:val="Compact"/>
         <w:numPr>
           <w:ilvl w:val="0"/>
-          <w:numId w:val="1079"/>
+          <w:numId w:val="1080"/>
         </w:numPr>
       </w:pPr>
       <w:r>
@@ -20684,7 +21370,7 @@
         <w:pStyle w:val="Compact"/>
         <w:numPr>
           <w:ilvl w:val="0"/>
-          <w:numId w:val="1080"/>
+          <w:numId w:val="1081"/>
         </w:numPr>
       </w:pPr>
       <w:r>
@@ -20708,7 +21394,7 @@
         <w:pStyle w:val="Compact"/>
         <w:numPr>
           <w:ilvl w:val="0"/>
-          <w:numId w:val="1080"/>
+          <w:numId w:val="1081"/>
         </w:numPr>
       </w:pPr>
       <w:r>
@@ -20732,7 +21418,7 @@
         <w:pStyle w:val="Compact"/>
         <w:numPr>
           <w:ilvl w:val="0"/>
-          <w:numId w:val="1080"/>
+          <w:numId w:val="1081"/>
         </w:numPr>
       </w:pPr>
       <w:r>
@@ -20744,7 +21430,7 @@
         <w:pStyle w:val="Compact"/>
         <w:numPr>
           <w:ilvl w:val="0"/>
-          <w:numId w:val="1080"/>
+          <w:numId w:val="1081"/>
         </w:numPr>
       </w:pPr>
       <w:r>
@@ -20756,7 +21442,7 @@
         <w:pStyle w:val="Compact"/>
         <w:numPr>
           <w:ilvl w:val="0"/>
-          <w:numId w:val="1080"/>
+          <w:numId w:val="1081"/>
         </w:numPr>
       </w:pPr>
       <w:r>
@@ -21213,7 +21899,7 @@
         <w:rPr>
           <w:rStyle w:val="VerbatimChar"/>
         </w:rPr>
-        <w:t xml:space="preserve">inactive</w:t>
+        <w:t xml:space="preserve">removed</w:t>
       </w:r>
       <w:r>
         <w:t xml:space="preserve"> </w:t>
@@ -21294,7 +21980,23 @@
         <w:t xml:space="preserve"> </w:t>
       </w:r>
       <w:r>
-        <w:t xml:space="preserve">table that expresses a person’s attachment to a library in a given role. A person can have multiple memberships in a library (multi-membership).</w:t>
+        <w:t xml:space="preserve">table that expresses a person’s attachment to a library in a given role. A person can have several rows in a library (their history), but</w:t>
+      </w:r>
+      <w:r>
+        <w:t xml:space="preserve"> </w:t>
+      </w:r>
+      <w:r>
+        <w:rPr>
+          <w:b/>
+          <w:bCs/>
+        </w:rPr>
+        <w:t xml:space="preserve">only one active</w:t>
+      </w:r>
+      <w:r>
+        <w:t xml:space="preserve"> </w:t>
+      </w:r>
+      <w:r>
+        <w:t xml:space="preserve">at a time (exclusive role, cf. §5.6).</w:t>
       </w:r>
     </w:p>
     <w:p>
@@ -21312,7 +22014,23 @@
         <w:t xml:space="preserve"> </w:t>
       </w:r>
       <w:r>
-        <w:t xml:space="preserve">— Ability to have multiple membership rows for the same person in the same library, with different roles.</w:t>
+        <w:t xml:space="preserve">— Historical model in which the same person could hold several</w:t>
+      </w:r>
+      <w:r>
+        <w:t xml:space="preserve"> </w:t>
+      </w:r>
+      <w:r>
+        <w:rPr>
+          <w:i/>
+          <w:iCs/>
+        </w:rPr>
+        <w:t xml:space="preserve">active</w:t>
+      </w:r>
+      <w:r>
+        <w:t xml:space="preserve"> </w:t>
+      </w:r>
+      <w:r>
+        <w:t xml:space="preserve">membership rows in the same library, with different roles. Abandoned in May 2026 in favour of the exclusive role (§5.6).</w:t>
       </w:r>
     </w:p>
     <w:p>
@@ -21638,29 +22356,453 @@
               <w:rPr>
                 <w:rStyle w:val="VerbatimChar"/>
               </w:rPr>
-              <w:t xml:space="preserve">fn_team_promote_to_librarian</w:t>
-            </w:r>
-          </w:p>
-        </w:tc>
-        <w:tc>
-          <w:tcPr/>
-          <w:p>
-            <w:pPr>
-              <w:pStyle w:val="Compact"/>
-            </w:pPr>
-            <w:r>
-              <w:t xml:space="preserve">T1</w:t>
-            </w:r>
-          </w:p>
-        </w:tc>
-        <w:tc>
-          <w:tcPr/>
-          <w:p>
-            <w:pPr>
-              <w:pStyle w:val="Compact"/>
-            </w:pPr>
-            <w:r>
-              <w:t xml:space="preserve">Co-optation</w:t>
+              <w:t xml:space="preserve">fn_team_propose_invitation</w:t>
+            </w:r>
+          </w:p>
+        </w:tc>
+        <w:tc>
+          <w:tcPr/>
+          <w:p>
+            <w:pPr>
+              <w:pStyle w:val="Compact"/>
+            </w:pPr>
+            <w:r>
+              <w:t xml:space="preserve">T1, T2, T2b</w:t>
+            </w:r>
+          </w:p>
+        </w:tc>
+        <w:tc>
+          <w:tcPr/>
+          <w:p>
+            <w:pPr>
+              <w:pStyle w:val="Compact"/>
+            </w:pPr>
+            <w:r>
+              <w:t xml:space="preserve">File a proposal (welcome or coordination)</w:t>
+            </w:r>
+          </w:p>
+        </w:tc>
+      </w:tr>
+      <w:tr>
+        <w:tc>
+          <w:tcPr/>
+          <w:p>
+            <w:pPr>
+              <w:pStyle w:val="Compact"/>
+            </w:pPr>
+            <w:r>
+              <w:rPr>
+                <w:rStyle w:val="VerbatimChar"/>
+              </w:rPr>
+              <w:t xml:space="preserve">fn_team_ratify_invitation</w:t>
+            </w:r>
+          </w:p>
+        </w:tc>
+        <w:tc>
+          <w:tcPr/>
+          <w:p>
+            <w:pPr>
+              <w:pStyle w:val="Compact"/>
+            </w:pPr>
+            <w:r>
+              <w:t xml:space="preserve">T1, T2, T2b</w:t>
+            </w:r>
+          </w:p>
+        </w:tc>
+        <w:tc>
+          <w:tcPr/>
+          <w:p>
+            <w:pPr>
+              <w:pStyle w:val="Compact"/>
+            </w:pPr>
+            <w:r>
+              <w:t xml:space="preserve">Endorse a proposal (quorum)</w:t>
+            </w:r>
+          </w:p>
+        </w:tc>
+      </w:tr>
+      <w:tr>
+        <w:tc>
+          <w:tcPr/>
+          <w:p>
+            <w:pPr>
+              <w:pStyle w:val="Compact"/>
+            </w:pPr>
+            <w:r>
+              <w:rPr>
+                <w:rStyle w:val="VerbatimChar"/>
+              </w:rPr>
+              <w:t xml:space="preserve">fn_team_accept_invitation</w:t>
+            </w:r>
+          </w:p>
+        </w:tc>
+        <w:tc>
+          <w:tcPr/>
+          <w:p>
+            <w:pPr>
+              <w:pStyle w:val="Compact"/>
+            </w:pPr>
+            <w:r>
+              <w:t xml:space="preserve">T1, T2, T2b</w:t>
+            </w:r>
+          </w:p>
+        </w:tc>
+        <w:tc>
+          <w:tcPr/>
+          <w:p>
+            <w:pPr>
+              <w:pStyle w:val="Compact"/>
+            </w:pPr>
+            <w:r>
+              <w:t xml:space="preserve">Accept the charge — this is the gesture that promotes</w:t>
+            </w:r>
+          </w:p>
+        </w:tc>
+      </w:tr>
+      <w:tr>
+        <w:tc>
+          <w:tcPr/>
+          <w:p>
+            <w:pPr>
+              <w:pStyle w:val="Compact"/>
+            </w:pPr>
+            <w:r>
+              <w:rPr>
+                <w:rStyle w:val="VerbatimChar"/>
+              </w:rPr>
+              <w:t xml:space="preserve">fn_team_decline_invitation</w:t>
+            </w:r>
+          </w:p>
+        </w:tc>
+        <w:tc>
+          <w:tcPr/>
+          <w:p>
+            <w:pPr>
+              <w:pStyle w:val="Compact"/>
+            </w:pPr>
+            <w:r>
+              <w:t xml:space="preserve">T1, T2, T2b</w:t>
+            </w:r>
+          </w:p>
+        </w:tc>
+        <w:tc>
+          <w:tcPr/>
+          <w:p>
+            <w:pPr>
+              <w:pStyle w:val="Compact"/>
+            </w:pPr>
+            <w:r>
+              <w:t xml:space="preserve">Decline the charge (costs nothing)</w:t>
+            </w:r>
+          </w:p>
+        </w:tc>
+      </w:tr>
+      <w:tr>
+        <w:tc>
+          <w:tcPr/>
+          <w:p>
+            <w:pPr>
+              <w:pStyle w:val="Compact"/>
+            </w:pPr>
+            <w:r>
+              <w:rPr>
+                <w:rStyle w:val="VerbatimChar"/>
+              </w:rPr>
+              <w:t xml:space="preserve">fn_team_revoke_invitation</w:t>
+            </w:r>
+          </w:p>
+        </w:tc>
+        <w:tc>
+          <w:tcPr/>
+          <w:p>
+            <w:pPr>
+              <w:pStyle w:val="Compact"/>
+            </w:pPr>
+            <w:r>
+              <w:t xml:space="preserve">T1, T2, T2b</w:t>
+            </w:r>
+          </w:p>
+        </w:tc>
+        <w:tc>
+          <w:tcPr/>
+          <w:p>
+            <w:pPr>
+              <w:pStyle w:val="Compact"/>
+            </w:pPr>
+            <w:r>
+              <w:t xml:space="preserve">Revoke a proposal filed by mistake</w:t>
+            </w:r>
+          </w:p>
+        </w:tc>
+      </w:tr>
+      <w:tr>
+        <w:tc>
+          <w:tcPr/>
+          <w:p>
+            <w:pPr>
+              <w:pStyle w:val="Compact"/>
+            </w:pPr>
+            <w:r>
+              <w:rPr>
+                <w:rStyle w:val="VerbatimChar"/>
+              </w:rPr>
+              <w:t xml:space="preserve">fn_team_expire_invitations</w:t>
+            </w:r>
+          </w:p>
+        </w:tc>
+        <w:tc>
+          <w:tcPr/>
+          <w:p>
+            <w:pPr>
+              <w:pStyle w:val="Compact"/>
+            </w:pPr>
+            <w:r>
+              <w:t xml:space="preserve">T1, T2, T2b</w:t>
+            </w:r>
+          </w:p>
+        </w:tc>
+        <w:tc>
+          <w:tcPr/>
+          <w:p>
+            <w:pPr>
+              <w:pStyle w:val="Compact"/>
+            </w:pPr>
+            <w:r>
+              <w:t xml:space="preserve">Cron: proposal expiry (30 days)</w:t>
+            </w:r>
+          </w:p>
+        </w:tc>
+      </w:tr>
+      <w:tr>
+        <w:tc>
+          <w:tcPr/>
+          <w:p>
+            <w:pPr>
+              <w:pStyle w:val="Compact"/>
+            </w:pPr>
+            <w:r>
+              <w:rPr>
+                <w:rStyle w:val="VerbatimChar"/>
+              </w:rPr>
+              <w:t xml:space="preserve">fn_team_self_demote</w:t>
+            </w:r>
+          </w:p>
+        </w:tc>
+        <w:tc>
+          <w:tcPr/>
+          <w:p>
+            <w:pPr>
+              <w:pStyle w:val="Compact"/>
+            </w:pPr>
+            <w:r>
+              <w:t xml:space="preserve">T3, T4</w:t>
+            </w:r>
+          </w:p>
+        </w:tc>
+        <w:tc>
+          <w:tcPr/>
+          <w:p>
+            <w:pPr>
+              <w:pStyle w:val="Compact"/>
+            </w:pPr>
+            <w:r>
+              <w:t xml:space="preserve">Self-demotion (</w:t>
+            </w:r>
+            <w:r>
+              <w:t xml:space="preserve">“stepping down”</w:t>
+            </w:r>
+            <w:r>
+              <w:t xml:space="preserve">)</w:t>
+            </w:r>
+          </w:p>
+        </w:tc>
+      </w:tr>
+      <w:tr>
+        <w:tc>
+          <w:tcPr/>
+          <w:p>
+            <w:pPr>
+              <w:pStyle w:val="Compact"/>
+            </w:pPr>
+            <w:r>
+              <w:rPr>
+                <w:rStyle w:val="VerbatimChar"/>
+              </w:rPr>
+              <w:t xml:space="preserve">fn_team_request_remove_member</w:t>
+            </w:r>
+          </w:p>
+        </w:tc>
+        <w:tc>
+          <w:tcPr/>
+          <w:p>
+            <w:pPr>
+              <w:pStyle w:val="Compact"/>
+            </w:pPr>
+            <w:r>
+              <w:t xml:space="preserve">T5</w:t>
+            </w:r>
+          </w:p>
+        </w:tc>
+        <w:tc>
+          <w:tcPr/>
+          <w:p>
+            <w:pPr>
+              <w:pStyle w:val="Compact"/>
+            </w:pPr>
+            <w:r>
+              <w:t xml:space="preserve">Removal request with 7-day lapse period</w:t>
+            </w:r>
+          </w:p>
+        </w:tc>
+      </w:tr>
+      <w:tr>
+        <w:tc>
+          <w:tcPr/>
+          <w:p>
+            <w:pPr>
+              <w:pStyle w:val="Compact"/>
+            </w:pPr>
+            <w:r>
+              <w:rPr>
+                <w:rStyle w:val="VerbatimChar"/>
+              </w:rPr>
+              <w:t xml:space="preserve">fn_team_cancel_remove_member</w:t>
+            </w:r>
+          </w:p>
+        </w:tc>
+        <w:tc>
+          <w:tcPr/>
+          <w:p>
+            <w:pPr>
+              <w:pStyle w:val="Compact"/>
+            </w:pPr>
+            <w:r>
+              <w:t xml:space="preserve">T8</w:t>
+            </w:r>
+          </w:p>
+        </w:tc>
+        <w:tc>
+          <w:tcPr/>
+          <w:p>
+            <w:pPr>
+              <w:pStyle w:val="Compact"/>
+            </w:pPr>
+            <w:r>
+              <w:t xml:space="preserve">Cancellation of a removal request</w:t>
+            </w:r>
+          </w:p>
+        </w:tc>
+      </w:tr>
+      <w:tr>
+        <w:tc>
+          <w:tcPr/>
+          <w:p>
+            <w:pPr>
+              <w:pStyle w:val="Compact"/>
+            </w:pPr>
+            <w:r>
+              <w:rPr>
+                <w:rStyle w:val="VerbatimChar"/>
+              </w:rPr>
+              <w:t xml:space="preserve">fn_team_suspend_member</w:t>
+            </w:r>
+          </w:p>
+        </w:tc>
+        <w:tc>
+          <w:tcPr/>
+          <w:p>
+            <w:pPr>
+              <w:pStyle w:val="Compact"/>
+            </w:pPr>
+            <w:r>
+              <w:t xml:space="preserve">T6</w:t>
+            </w:r>
+          </w:p>
+        </w:tc>
+        <w:tc>
+          <w:tcPr/>
+          <w:p>
+            <w:pPr>
+              <w:pStyle w:val="Compact"/>
+            </w:pPr>
+            <w:r>
+              <w:t xml:space="preserve">Immediate suspension (precautionary measure)</w:t>
+            </w:r>
+          </w:p>
+        </w:tc>
+      </w:tr>
+      <w:tr>
+        <w:tc>
+          <w:tcPr/>
+          <w:p>
+            <w:pPr>
+              <w:pStyle w:val="Compact"/>
+            </w:pPr>
+            <w:r>
+              <w:rPr>
+                <w:rStyle w:val="VerbatimChar"/>
+              </w:rPr>
+              <w:t xml:space="preserve">fn_team_unsuspend_member</w:t>
+            </w:r>
+          </w:p>
+        </w:tc>
+        <w:tc>
+          <w:tcPr/>
+          <w:p>
+            <w:pPr>
+              <w:pStyle w:val="Compact"/>
+            </w:pPr>
+            <w:r>
+              <w:t xml:space="preserve">T7</w:t>
+            </w:r>
+          </w:p>
+        </w:tc>
+        <w:tc>
+          <w:tcPr/>
+          <w:p>
+            <w:pPr>
+              <w:pStyle w:val="Compact"/>
+            </w:pPr>
+            <w:r>
+              <w:t xml:space="preserve">Lifting of suspension</w:t>
+            </w:r>
+          </w:p>
+        </w:tc>
+      </w:tr>
+      <w:tr>
+        <w:tc>
+          <w:tcPr/>
+          <w:p>
+            <w:pPr>
+              <w:pStyle w:val="Compact"/>
+            </w:pPr>
+            <w:r>
+              <w:rPr>
+                <w:rStyle w:val="VerbatimChar"/>
+              </w:rPr>
+              <w:t xml:space="preserve">fn_validate_physical_account</w:t>
+            </w:r>
+          </w:p>
+        </w:tc>
+        <w:tc>
+          <w:tcPr/>
+          <w:p>
+            <w:pPr>
+              <w:pStyle w:val="Compact"/>
+            </w:pPr>
+            <w:r>
+              <w:t xml:space="preserve">—</w:t>
+            </w:r>
+          </w:p>
+        </w:tc>
+        <w:tc>
+          <w:tcPr/>
+          <w:p>
+            <w:pPr>
+              <w:pStyle w:val="Compact"/>
+            </w:pPr>
+            <w:r>
+              <w:t xml:space="preserve">Physical validation of a</w:t>
             </w:r>
             <w:r>
               <w:t xml:space="preserve"> </w:t>
@@ -21675,326 +22817,6 @@
               <w:t xml:space="preserve"> </w:t>
             </w:r>
             <w:r>
-              <w:t xml:space="preserve">→</w:t>
-            </w:r>
-            <w:r>
-              <w:t xml:space="preserve"> </w:t>
-            </w:r>
-            <w:r>
-              <w:rPr>
-                <w:rStyle w:val="VerbatimChar"/>
-              </w:rPr>
-              <w:t xml:space="preserve">librarian</w:t>
-            </w:r>
-          </w:p>
-        </w:tc>
-      </w:tr>
-      <w:tr>
-        <w:tc>
-          <w:tcPr/>
-          <w:p>
-            <w:pPr>
-              <w:pStyle w:val="Compact"/>
-            </w:pPr>
-            <w:r>
-              <w:rPr>
-                <w:rStyle w:val="VerbatimChar"/>
-              </w:rPr>
-              <w:t xml:space="preserve">fn_team_promote_to_coordenador</w:t>
-            </w:r>
-          </w:p>
-        </w:tc>
-        <w:tc>
-          <w:tcPr/>
-          <w:p>
-            <w:pPr>
-              <w:pStyle w:val="Compact"/>
-            </w:pPr>
-            <w:r>
-              <w:t xml:space="preserve">T2</w:t>
-            </w:r>
-          </w:p>
-        </w:tc>
-        <w:tc>
-          <w:tcPr/>
-          <w:p>
-            <w:pPr>
-              <w:pStyle w:val="Compact"/>
-            </w:pPr>
-            <w:r>
-              <w:t xml:space="preserve">Co-optation</w:t>
-            </w:r>
-            <w:r>
-              <w:t xml:space="preserve"> </w:t>
-            </w:r>
-            <w:r>
-              <w:rPr>
-                <w:rStyle w:val="VerbatimChar"/>
-              </w:rPr>
-              <w:t xml:space="preserve">librarian</w:t>
-            </w:r>
-            <w:r>
-              <w:t xml:space="preserve"> </w:t>
-            </w:r>
-            <w:r>
-              <w:t xml:space="preserve">→</w:t>
-            </w:r>
-            <w:r>
-              <w:t xml:space="preserve"> </w:t>
-            </w:r>
-            <w:r>
-              <w:rPr>
-                <w:rStyle w:val="VerbatimChar"/>
-              </w:rPr>
-              <w:t xml:space="preserve">coordenador</w:t>
-            </w:r>
-          </w:p>
-        </w:tc>
-      </w:tr>
-      <w:tr>
-        <w:tc>
-          <w:tcPr/>
-          <w:p>
-            <w:pPr>
-              <w:pStyle w:val="Compact"/>
-            </w:pPr>
-            <w:r>
-              <w:rPr>
-                <w:rStyle w:val="VerbatimChar"/>
-              </w:rPr>
-              <w:t xml:space="preserve">fn_team_self_demote</w:t>
-            </w:r>
-          </w:p>
-        </w:tc>
-        <w:tc>
-          <w:tcPr/>
-          <w:p>
-            <w:pPr>
-              <w:pStyle w:val="Compact"/>
-            </w:pPr>
-            <w:r>
-              <w:t xml:space="preserve">T3, T4</w:t>
-            </w:r>
-          </w:p>
-        </w:tc>
-        <w:tc>
-          <w:tcPr/>
-          <w:p>
-            <w:pPr>
-              <w:pStyle w:val="Compact"/>
-            </w:pPr>
-            <w:r>
-              <w:t xml:space="preserve">Self-demotion (</w:t>
-            </w:r>
-            <w:r>
-              <w:t xml:space="preserve">“stepping down”</w:t>
-            </w:r>
-            <w:r>
-              <w:t xml:space="preserve">)</w:t>
-            </w:r>
-          </w:p>
-        </w:tc>
-      </w:tr>
-      <w:tr>
-        <w:tc>
-          <w:tcPr/>
-          <w:p>
-            <w:pPr>
-              <w:pStyle w:val="Compact"/>
-            </w:pPr>
-            <w:r>
-              <w:rPr>
-                <w:rStyle w:val="VerbatimChar"/>
-              </w:rPr>
-              <w:t xml:space="preserve">fn_team_request_remove_member</w:t>
-            </w:r>
-          </w:p>
-        </w:tc>
-        <w:tc>
-          <w:tcPr/>
-          <w:p>
-            <w:pPr>
-              <w:pStyle w:val="Compact"/>
-            </w:pPr>
-            <w:r>
-              <w:t xml:space="preserve">T5</w:t>
-            </w:r>
-          </w:p>
-        </w:tc>
-        <w:tc>
-          <w:tcPr/>
-          <w:p>
-            <w:pPr>
-              <w:pStyle w:val="Compact"/>
-            </w:pPr>
-            <w:r>
-              <w:t xml:space="preserve">Removal request with 7-day lapse period</w:t>
-            </w:r>
-          </w:p>
-        </w:tc>
-      </w:tr>
-      <w:tr>
-        <w:tc>
-          <w:tcPr/>
-          <w:p>
-            <w:pPr>
-              <w:pStyle w:val="Compact"/>
-            </w:pPr>
-            <w:r>
-              <w:rPr>
-                <w:rStyle w:val="VerbatimChar"/>
-              </w:rPr>
-              <w:t xml:space="preserve">fn_team_cancel_remove_member</w:t>
-            </w:r>
-          </w:p>
-        </w:tc>
-        <w:tc>
-          <w:tcPr/>
-          <w:p>
-            <w:pPr>
-              <w:pStyle w:val="Compact"/>
-            </w:pPr>
-            <w:r>
-              <w:t xml:space="preserve">T8</w:t>
-            </w:r>
-          </w:p>
-        </w:tc>
-        <w:tc>
-          <w:tcPr/>
-          <w:p>
-            <w:pPr>
-              <w:pStyle w:val="Compact"/>
-            </w:pPr>
-            <w:r>
-              <w:t xml:space="preserve">Cancellation of a removal request</w:t>
-            </w:r>
-          </w:p>
-        </w:tc>
-      </w:tr>
-      <w:tr>
-        <w:tc>
-          <w:tcPr/>
-          <w:p>
-            <w:pPr>
-              <w:pStyle w:val="Compact"/>
-            </w:pPr>
-            <w:r>
-              <w:rPr>
-                <w:rStyle w:val="VerbatimChar"/>
-              </w:rPr>
-              <w:t xml:space="preserve">fn_team_suspend_member</w:t>
-            </w:r>
-          </w:p>
-        </w:tc>
-        <w:tc>
-          <w:tcPr/>
-          <w:p>
-            <w:pPr>
-              <w:pStyle w:val="Compact"/>
-            </w:pPr>
-            <w:r>
-              <w:t xml:space="preserve">T6</w:t>
-            </w:r>
-          </w:p>
-        </w:tc>
-        <w:tc>
-          <w:tcPr/>
-          <w:p>
-            <w:pPr>
-              <w:pStyle w:val="Compact"/>
-            </w:pPr>
-            <w:r>
-              <w:t xml:space="preserve">Immediate suspension (precautionary measure)</w:t>
-            </w:r>
-          </w:p>
-        </w:tc>
-      </w:tr>
-      <w:tr>
-        <w:tc>
-          <w:tcPr/>
-          <w:p>
-            <w:pPr>
-              <w:pStyle w:val="Compact"/>
-            </w:pPr>
-            <w:r>
-              <w:rPr>
-                <w:rStyle w:val="VerbatimChar"/>
-              </w:rPr>
-              <w:t xml:space="preserve">fn_team_unsuspend_member</w:t>
-            </w:r>
-          </w:p>
-        </w:tc>
-        <w:tc>
-          <w:tcPr/>
-          <w:p>
-            <w:pPr>
-              <w:pStyle w:val="Compact"/>
-            </w:pPr>
-            <w:r>
-              <w:t xml:space="preserve">T7</w:t>
-            </w:r>
-          </w:p>
-        </w:tc>
-        <w:tc>
-          <w:tcPr/>
-          <w:p>
-            <w:pPr>
-              <w:pStyle w:val="Compact"/>
-            </w:pPr>
-            <w:r>
-              <w:t xml:space="preserve">Lifting of suspension</w:t>
-            </w:r>
-          </w:p>
-        </w:tc>
-      </w:tr>
-      <w:tr>
-        <w:tc>
-          <w:tcPr/>
-          <w:p>
-            <w:pPr>
-              <w:pStyle w:val="Compact"/>
-            </w:pPr>
-            <w:r>
-              <w:rPr>
-                <w:rStyle w:val="VerbatimChar"/>
-              </w:rPr>
-              <w:t xml:space="preserve">fn_validate_physical_account</w:t>
-            </w:r>
-          </w:p>
-        </w:tc>
-        <w:tc>
-          <w:tcPr/>
-          <w:p>
-            <w:pPr>
-              <w:pStyle w:val="Compact"/>
-            </w:pPr>
-            <w:r>
-              <w:t xml:space="preserve">—</w:t>
-            </w:r>
-          </w:p>
-        </w:tc>
-        <w:tc>
-          <w:tcPr/>
-          <w:p>
-            <w:pPr>
-              <w:pStyle w:val="Compact"/>
-            </w:pPr>
-            <w:r>
-              <w:t xml:space="preserve">Physical validation of a</w:t>
-            </w:r>
-            <w:r>
-              <w:t xml:space="preserve"> </w:t>
-            </w:r>
-            <w:r>
-              <w:rPr>
-                <w:rStyle w:val="VerbatimChar"/>
-              </w:rPr>
-              <w:t xml:space="preserve">reader</w:t>
-            </w:r>
-            <w:r>
-              <w:t xml:space="preserve"> </w:t>
-            </w:r>
-            <w:r>
               <w:t xml:space="preserve">account</w:t>
             </w:r>
           </w:p>
@@ -22042,7 +22864,7 @@
               <w:rPr>
                 <w:rStyle w:val="VerbatimChar"/>
               </w:rPr>
-              <w:t xml:space="preserve">inactive</w:t>
+              <w:t xml:space="preserve">removed</w:t>
             </w:r>
             <w:r>
               <w:t xml:space="preserve"> </w:t>
@@ -22092,6 +22914,128 @@
         </w:tc>
       </w:tr>
     </w:tbl>
+    <w:p>
+      <w:pPr>
+        <w:pStyle w:val="BodyText"/>
+      </w:pPr>
+      <w:r>
+        <w:rPr>
+          <w:i/>
+          <w:iCs/>
+        </w:rPr>
+        <w:t xml:space="preserve">The old direct promotions</w:t>
+      </w:r>
+      <w:r>
+        <w:rPr>
+          <w:i/>
+          <w:iCs/>
+        </w:rPr>
+        <w:t xml:space="preserve"> </w:t>
+      </w:r>
+      <w:r>
+        <w:rPr>
+          <w:rStyle w:val="VerbatimChar"/>
+          <w:i/>
+          <w:iCs/>
+        </w:rPr>
+        <w:t xml:space="preserve">fn_team_promote_to_librarian</w:t>
+      </w:r>
+      <w:r>
+        <w:rPr>
+          <w:i/>
+          <w:iCs/>
+        </w:rPr>
+        <w:t xml:space="preserve"> </w:t>
+      </w:r>
+      <w:r>
+        <w:rPr>
+          <w:i/>
+          <w:iCs/>
+        </w:rPr>
+        <w:t xml:space="preserve">and</w:t>
+      </w:r>
+      <w:r>
+        <w:rPr>
+          <w:i/>
+          <w:iCs/>
+        </w:rPr>
+        <w:t xml:space="preserve"> </w:t>
+      </w:r>
+      <w:r>
+        <w:rPr>
+          <w:rStyle w:val="VerbatimChar"/>
+          <w:i/>
+          <w:iCs/>
+        </w:rPr>
+        <w:t xml:space="preserve">fn_team_promote_to_coordenador</w:t>
+      </w:r>
+      <w:r>
+        <w:rPr>
+          <w:i/>
+          <w:iCs/>
+        </w:rPr>
+        <w:t xml:space="preserve"> </w:t>
+      </w:r>
+      <w:r>
+        <w:rPr>
+          <w:i/>
+          <w:iCs/>
+        </w:rPr>
+        <w:t xml:space="preserve">are</w:t>
+      </w:r>
+      <w:r>
+        <w:rPr>
+          <w:i/>
+          <w:iCs/>
+        </w:rPr>
+        <w:t xml:space="preserve"> </w:t>
+      </w:r>
+      <w:r>
+        <w:rPr>
+          <w:b/>
+          <w:bCs/>
+          <w:i/>
+          <w:iCs/>
+        </w:rPr>
+        <w:t xml:space="preserve">condemned</w:t>
+      </w:r>
+      <w:r>
+        <w:rPr>
+          <w:i/>
+          <w:iCs/>
+        </w:rPr>
+        <w:t xml:space="preserve"> </w:t>
+      </w:r>
+      <w:r>
+        <w:rPr>
+          <w:i/>
+          <w:iCs/>
+        </w:rPr>
+        <w:t xml:space="preserve">(26/08 and 01/09/2026): they refuse with</w:t>
+      </w:r>
+      <w:r>
+        <w:rPr>
+          <w:i/>
+          <w:iCs/>
+        </w:rPr>
+        <w:t xml:space="preserve"> </w:t>
+      </w:r>
+      <w:r>
+        <w:rPr>
+          <w:rStyle w:val="VerbatimChar"/>
+          <w:i/>
+          <w:iCs/>
+        </w:rPr>
+        <w:t xml:space="preserve">collegiality_required</w:t>
+      </w:r>
+      <w:r>
+        <w:rPr>
+          <w:i/>
+          <w:iCs/>
+        </w:rPr>
+        <w:t xml:space="preserve">, pointing to the three-step path. They are only mentioned here so that their name, met in an old document, is not mistaken for an active path.</w:t>
+      </w:r>
+    </w:p>
     <w:bookmarkEnd w:id="166"/>
     <w:bookmarkStart w:id="167" w:name="network-administrator-functions"/>
     <w:p>
@@ -23306,7 +24250,7 @@
         <w:pStyle w:val="Compact"/>
         <w:numPr>
           <w:ilvl w:val="0"/>
-          <w:numId w:val="1081"/>
+          <w:numId w:val="1082"/>
         </w:numPr>
       </w:pPr>
       <w:r>
@@ -23327,7 +24271,7 @@
         <w:pStyle w:val="Compact"/>
         <w:numPr>
           <w:ilvl w:val="0"/>
-          <w:numId w:val="1081"/>
+          <w:numId w:val="1082"/>
         </w:numPr>
       </w:pPr>
       <w:r>
@@ -23348,7 +24292,7 @@
         <w:pStyle w:val="Compact"/>
         <w:numPr>
           <w:ilvl w:val="0"/>
-          <w:numId w:val="1081"/>
+          <w:numId w:val="1082"/>
         </w:numPr>
       </w:pPr>
       <w:r>
@@ -23369,7 +24313,7 @@
         <w:pStyle w:val="Compact"/>
         <w:numPr>
           <w:ilvl w:val="0"/>
-          <w:numId w:val="1081"/>
+          <w:numId w:val="1082"/>
         </w:numPr>
       </w:pPr>
       <w:r>
@@ -24217,6 +25161,9 @@
     <w:abstractNumId w:val="991"/>
   </w:num>
   <w:num w:numId="1063">
+    <w:abstractNumId w:val="991"/>
+  </w:num>
+  <w:num w:numId="1064">
     <w:abstractNumId w:val="99411"/>
     <w:lvlOverride w:ilvl="0">
       <w:startOverride w:val="1"/>
@@ -24246,10 +25193,10 @@
       <w:startOverride w:val="1"/>
     </w:lvlOverride>
   </w:num>
-  <w:num w:numId="1064">
+  <w:num w:numId="1065">
     <w:abstractNumId w:val="991"/>
   </w:num>
-  <w:num w:numId="1065">
+  <w:num w:numId="1066">
     <w:abstractNumId w:val="99411"/>
     <w:lvlOverride w:ilvl="0">
       <w:startOverride w:val="1"/>
@@ -24279,10 +25226,10 @@
       <w:startOverride w:val="1"/>
     </w:lvlOverride>
   </w:num>
-  <w:num w:numId="1066">
+  <w:num w:numId="1067">
     <w:abstractNumId w:val="991"/>
   </w:num>
-  <w:num w:numId="1067">
+  <w:num w:numId="1068">
     <w:abstractNumId w:val="99411"/>
     <w:lvlOverride w:ilvl="0">
       <w:startOverride w:val="1"/>
@@ -24312,9 +25259,6 @@
       <w:startOverride w:val="1"/>
     </w:lvlOverride>
   </w:num>
-  <w:num w:numId="1068">
-    <w:abstractNumId w:val="991"/>
-  </w:num>
   <w:num w:numId="1069">
     <w:abstractNumId w:val="991"/>
   </w:num>
@@ -24322,6 +25266,9 @@
     <w:abstractNumId w:val="991"/>
   </w:num>
   <w:num w:numId="1071">
+    <w:abstractNumId w:val="991"/>
+  </w:num>
+  <w:num w:numId="1072">
     <w:abstractNumId w:val="99411"/>
     <w:lvlOverride w:ilvl="0">
       <w:startOverride w:val="1"/>
@@ -24351,13 +25298,13 @@
       <w:startOverride w:val="1"/>
     </w:lvlOverride>
   </w:num>
-  <w:num w:numId="1072">
-    <w:abstractNumId w:val="991"/>
-  </w:num>
   <w:num w:numId="1073">
     <w:abstractNumId w:val="991"/>
   </w:num>
   <w:num w:numId="1074">
+    <w:abstractNumId w:val="991"/>
+  </w:num>
+  <w:num w:numId="1075">
     <w:abstractNumId w:val="99411"/>
     <w:lvlOverride w:ilvl="0">
       <w:startOverride w:val="1"/>
@@ -24387,13 +25334,13 @@
       <w:startOverride w:val="1"/>
     </w:lvlOverride>
   </w:num>
-  <w:num w:numId="1075">
-    <w:abstractNumId w:val="991"/>
-  </w:num>
   <w:num w:numId="1076">
     <w:abstractNumId w:val="991"/>
   </w:num>
   <w:num w:numId="1077">
+    <w:abstractNumId w:val="991"/>
+  </w:num>
+  <w:num w:numId="1078">
     <w:abstractNumId w:val="99411"/>
     <w:lvlOverride w:ilvl="0">
       <w:startOverride w:val="1"/>
@@ -24423,9 +25370,6 @@
       <w:startOverride w:val="1"/>
     </w:lvlOverride>
   </w:num>
-  <w:num w:numId="1078">
-    <w:abstractNumId w:val="991"/>
-  </w:num>
   <w:num w:numId="1079">
     <w:abstractNumId w:val="991"/>
   </w:num>
@@ -24433,6 +25377,9 @@
     <w:abstractNumId w:val="991"/>
   </w:num>
   <w:num w:numId="1081">
+    <w:abstractNumId w:val="991"/>
+  </w:num>
+  <w:num w:numId="1082">
     <w:abstractNumId w:val="991"/>
   </w:num>
 </w:numbering>
